--- a/document-service/internal/documents/PK-YUR-3.docx
+++ b/document-service/internal/documents/PK-YUR-3.docx
@@ -43,25 +43,6 @@
           <w:szCs w:val="20"/>
         </w:rPr>
         <w:t>№</w:t>
-      </w:r>
-      <w:r>
-        <w:rPr>
-          <w:rFonts w:ascii="Montserrat" w:eastAsia="Montserrat" w:hAnsi="Montserrat" w:cs="Montserrat"/>
-          <w:b/>
-          <w:sz w:val="20"/>
-          <w:szCs w:val="20"/>
-        </w:rPr>
-        <w:t xml:space="preserve"> </w:t>
-      </w:r>
-      <w:r>
-        <w:rPr>
-          <w:rFonts w:ascii="Montserrat" w:eastAsia="Montserrat" w:hAnsi="Montserrat" w:cs="Montserrat"/>
-          <w:b/>
-          <w:sz w:val="20"/>
-          <w:szCs w:val="20"/>
-          <w:lang w:val="en-US"/>
-        </w:rPr>
-        <w:t>DOGOVORNUMBER</w:t>
       </w:r>
     </w:p>
     <w:p>
@@ -14614,16 +14595,6 @@
         </w:rPr>
         <w:t xml:space="preserve"> </w:t>
       </w:r>
-      <w:r>
-        <w:rPr>
-          <w:rFonts w:ascii="Montserrat" w:eastAsia="Montserrat" w:hAnsi="Montserrat" w:cs="Montserrat"/>
-          <w:b/>
-          <w:sz w:val="20"/>
-          <w:szCs w:val="20"/>
-          <w:lang w:val="en-US"/>
-        </w:rPr>
-        <w:t>ACTNUMBER</w:t>
-      </w:r>
     </w:p>
     <w:p>
       <w:pPr>
@@ -15890,15 +15861,7 @@
           <w:szCs w:val="20"/>
           <w:lang w:val="en-US"/>
         </w:rPr>
-        <w:t>DOGOVORNUMBER</w:t>
-      </w:r>
-      <w:r>
-        <w:rPr>
-          <w:rFonts w:ascii="Montserrat" w:eastAsia="Montserrat" w:hAnsi="Montserrat" w:cs="Montserrat"/>
-          <w:sz w:val="20"/>
-          <w:szCs w:val="20"/>
-        </w:rPr>
-        <w:t xml:space="preserve"> </w:t>
+        <w:t>__</w:t>
       </w:r>
       <w:r>
         <w:rPr>

--- a/document-service/internal/documents/PK-YUR-3.docx
+++ b/document-service/internal/documents/PK-YUR-3.docx
@@ -1220,25 +1220,7 @@
           <w:szCs w:val="20"/>
           <w:lang w:val="en-US"/>
         </w:rPr>
-        <w:t>ZAKAZ</w:t>
-      </w:r>
-      <w:r>
-        <w:rPr>
-          <w:rFonts w:ascii="Montserrat" w:eastAsia="Montserrat" w:hAnsi="Montserrat" w:cs="Montserrat"/>
-          <w:sz w:val="20"/>
-          <w:szCs w:val="20"/>
-          <w:lang w:val="en-US"/>
-        </w:rPr>
-        <w:t>C</w:t>
-      </w:r>
-      <w:r>
-        <w:rPr>
-          <w:rFonts w:ascii="Montserrat" w:eastAsia="Montserrat" w:hAnsi="Montserrat" w:cs="Montserrat"/>
-          <w:sz w:val="20"/>
-          <w:szCs w:val="20"/>
-          <w:lang w:val="en-US"/>
-        </w:rPr>
-        <w:t>HIKSTATUS</w:t>
+        <w:t>ZSTATUS</w:t>
       </w:r>
       <w:r>
         <w:rPr>
@@ -5728,6 +5710,7 @@
           <w:rFonts w:ascii="Montserrat" w:eastAsia="Montserrat" w:hAnsi="Montserrat" w:cs="Montserrat"/>
           <w:sz w:val="20"/>
           <w:szCs w:val="20"/>
+          <w:lang w:val="ru-RU"/>
         </w:rPr>
       </w:pPr>
       <w:r>
@@ -6389,177 +6372,12 @@
       <w:r>
         <w:rPr>
           <w:rFonts w:ascii="Montserrat" w:eastAsia="Montserrat" w:hAnsi="Montserrat" w:cs="Montserrat"/>
-          <w:i/>
-          <w:sz w:val="20"/>
-          <w:szCs w:val="20"/>
-        </w:rPr>
-        <w:t>Для</w:t>
-      </w:r>
-      <w:r>
-        <w:rPr>
-          <w:rFonts w:ascii="Montserrat" w:eastAsia="Montserrat" w:hAnsi="Montserrat" w:cs="Montserrat"/>
-          <w:i/>
-          <w:sz w:val="20"/>
-          <w:szCs w:val="20"/>
-        </w:rPr>
-        <w:t xml:space="preserve"> </w:t>
-      </w:r>
-      <w:r>
-        <w:rPr>
-          <w:rFonts w:ascii="Montserrat" w:eastAsia="Montserrat" w:hAnsi="Montserrat" w:cs="Montserrat"/>
-          <w:i/>
-          <w:sz w:val="20"/>
-          <w:szCs w:val="20"/>
-        </w:rPr>
-        <w:t>Опции</w:t>
-      </w:r>
-      <w:r>
-        <w:rPr>
-          <w:rFonts w:ascii="Montserrat" w:eastAsia="Montserrat" w:hAnsi="Montserrat" w:cs="Montserrat"/>
-          <w:i/>
-          <w:sz w:val="20"/>
-          <w:szCs w:val="20"/>
-        </w:rPr>
-        <w:t xml:space="preserve"> </w:t>
-      </w:r>
-      <w:r>
-        <w:rPr>
-          <w:rFonts w:ascii="Montserrat" w:eastAsia="Montserrat" w:hAnsi="Montserrat" w:cs="Montserrat"/>
-          <w:i/>
-          <w:sz w:val="20"/>
-          <w:szCs w:val="20"/>
-        </w:rPr>
-        <w:t>№</w:t>
-      </w:r>
-      <w:r>
-        <w:rPr>
-          <w:rFonts w:ascii="Montserrat" w:eastAsia="Montserrat" w:hAnsi="Montserrat" w:cs="Montserrat"/>
-          <w:i/>
-          <w:sz w:val="20"/>
-          <w:szCs w:val="20"/>
-        </w:rPr>
-        <w:t xml:space="preserve"> </w:t>
-      </w:r>
-      <w:r>
-        <w:rPr>
-          <w:rFonts w:ascii="Montserrat" w:eastAsia="Montserrat" w:hAnsi="Montserrat" w:cs="Montserrat"/>
-          <w:i/>
-          <w:sz w:val="20"/>
-          <w:szCs w:val="20"/>
-        </w:rPr>
-        <w:t>3:</w:t>
-      </w:r>
-      <w:r>
-        <w:rPr>
-          <w:rFonts w:ascii="Montserrat" w:eastAsia="Montserrat" w:hAnsi="Montserrat" w:cs="Montserrat"/>
-          <w:sz w:val="20"/>
-          <w:szCs w:val="20"/>
-        </w:rPr>
-        <w:t xml:space="preserve"> </w:t>
-      </w:r>
-      <w:r>
-        <w:rPr>
-          <w:rFonts w:ascii="Montserrat" w:eastAsia="Montserrat" w:hAnsi="Montserrat" w:cs="Montserrat"/>
-          <w:sz w:val="20"/>
-          <w:szCs w:val="20"/>
-        </w:rPr>
-        <w:t>Подписанный</w:t>
-      </w:r>
-      <w:r>
-        <w:rPr>
-          <w:rFonts w:ascii="Montserrat" w:eastAsia="Montserrat" w:hAnsi="Montserrat" w:cs="Montserrat"/>
-          <w:sz w:val="20"/>
-          <w:szCs w:val="20"/>
-        </w:rPr>
-        <w:t xml:space="preserve"> </w:t>
-      </w:r>
-      <w:r>
-        <w:rPr>
-          <w:rFonts w:ascii="Montserrat" w:eastAsia="Montserrat" w:hAnsi="Montserrat" w:cs="Montserrat"/>
-          <w:sz w:val="20"/>
-          <w:szCs w:val="20"/>
-        </w:rPr>
-        <w:t>Акт</w:t>
-      </w:r>
-      <w:r>
-        <w:rPr>
-          <w:rFonts w:ascii="Montserrat" w:eastAsia="Montserrat" w:hAnsi="Montserrat" w:cs="Montserrat"/>
-          <w:sz w:val="20"/>
-          <w:szCs w:val="20"/>
-        </w:rPr>
-        <w:t xml:space="preserve"> </w:t>
-      </w:r>
-      <w:r>
-        <w:rPr>
-          <w:rFonts w:ascii="Montserrat" w:eastAsia="Montserrat" w:hAnsi="Montserrat" w:cs="Montserrat"/>
-          <w:sz w:val="20"/>
-          <w:szCs w:val="20"/>
-        </w:rPr>
-        <w:t>является</w:t>
-      </w:r>
-      <w:r>
-        <w:rPr>
-          <w:rFonts w:ascii="Montserrat" w:eastAsia="Montserrat" w:hAnsi="Montserrat" w:cs="Montserrat"/>
-          <w:sz w:val="20"/>
-          <w:szCs w:val="20"/>
-        </w:rPr>
-        <w:t xml:space="preserve"> </w:t>
-      </w:r>
-      <w:r>
-        <w:rPr>
-          <w:rFonts w:ascii="Montserrat" w:eastAsia="Montserrat" w:hAnsi="Montserrat" w:cs="Montserrat"/>
-          <w:sz w:val="20"/>
-          <w:szCs w:val="20"/>
-        </w:rPr>
-        <w:t>основанием</w:t>
-      </w:r>
-      <w:r>
-        <w:rPr>
-          <w:rFonts w:ascii="Montserrat" w:eastAsia="Montserrat" w:hAnsi="Montserrat" w:cs="Montserrat"/>
-          <w:sz w:val="20"/>
-          <w:szCs w:val="20"/>
-        </w:rPr>
-        <w:t xml:space="preserve"> </w:t>
-      </w:r>
-      <w:r>
-        <w:rPr>
-          <w:rFonts w:ascii="Montserrat" w:eastAsia="Montserrat" w:hAnsi="Montserrat" w:cs="Montserrat"/>
-          <w:sz w:val="20"/>
-          <w:szCs w:val="20"/>
-        </w:rPr>
-        <w:t>для</w:t>
-      </w:r>
-      <w:r>
-        <w:rPr>
-          <w:rFonts w:ascii="Montserrat" w:eastAsia="Montserrat" w:hAnsi="Montserrat" w:cs="Montserrat"/>
-          <w:sz w:val="20"/>
-          <w:szCs w:val="20"/>
-        </w:rPr>
-        <w:t xml:space="preserve"> </w:t>
-      </w:r>
-      <w:r>
-        <w:rPr>
-          <w:rFonts w:ascii="Montserrat" w:eastAsia="Montserrat" w:hAnsi="Montserrat" w:cs="Montserrat"/>
-          <w:sz w:val="20"/>
-          <w:szCs w:val="20"/>
-        </w:rPr>
-        <w:t>выставления</w:t>
-      </w:r>
-      <w:r>
-        <w:rPr>
-          <w:rFonts w:ascii="Montserrat" w:eastAsia="Montserrat" w:hAnsi="Montserrat" w:cs="Montserrat"/>
-          <w:sz w:val="20"/>
-          <w:szCs w:val="20"/>
-        </w:rPr>
-        <w:t xml:space="preserve"> </w:t>
-      </w:r>
-      <w:r>
-        <w:rPr>
-          <w:rFonts w:ascii="Montserrat" w:eastAsia="Montserrat" w:hAnsi="Montserrat" w:cs="Montserrat"/>
-          <w:sz w:val="20"/>
-          <w:szCs w:val="20"/>
-        </w:rPr>
-        <w:t>счёта.</w:t>
+          <w:iCs/>
+          <w:sz w:val="20"/>
+          <w:szCs w:val="20"/>
+          <w:lang w:val="en-US"/>
+        </w:rPr>
+        <w:t>PRIMECHANIEODIN</w:t>
       </w:r>
     </w:p>
     <w:p>
@@ -7072,670 +6890,13 @@
       <w:r>
         <w:rPr>
           <w:rFonts w:ascii="Montserrat" w:eastAsia="Montserrat" w:hAnsi="Montserrat" w:cs="Montserrat"/>
-          <w:i/>
-          <w:sz w:val="20"/>
-          <w:szCs w:val="20"/>
-        </w:rPr>
-        <w:t>—</w:t>
-      </w:r>
-      <w:r>
-        <w:rPr>
-          <w:rFonts w:ascii="Montserrat" w:eastAsia="Montserrat" w:hAnsi="Montserrat" w:cs="Montserrat"/>
-          <w:i/>
-          <w:sz w:val="20"/>
-          <w:szCs w:val="20"/>
-        </w:rPr>
-        <w:t xml:space="preserve"> </w:t>
-      </w:r>
-      <w:r>
-        <w:rPr>
-          <w:rFonts w:ascii="Montserrat" w:eastAsia="Montserrat" w:hAnsi="Montserrat" w:cs="Montserrat"/>
-          <w:i/>
-          <w:sz w:val="20"/>
-          <w:szCs w:val="20"/>
-        </w:rPr>
-        <w:t>при</w:t>
-      </w:r>
-      <w:r>
-        <w:rPr>
-          <w:rFonts w:ascii="Montserrat" w:eastAsia="Montserrat" w:hAnsi="Montserrat" w:cs="Montserrat"/>
-          <w:i/>
-          <w:sz w:val="20"/>
-          <w:szCs w:val="20"/>
-        </w:rPr>
-        <w:t xml:space="preserve"> </w:t>
-      </w:r>
-      <w:r>
-        <w:rPr>
-          <w:rFonts w:ascii="Montserrat" w:eastAsia="Montserrat" w:hAnsi="Montserrat" w:cs="Montserrat"/>
-          <w:i/>
-          <w:sz w:val="20"/>
-          <w:szCs w:val="20"/>
-        </w:rPr>
-        <w:t>предоплатных</w:t>
-      </w:r>
-      <w:r>
-        <w:rPr>
-          <w:rFonts w:ascii="Montserrat" w:eastAsia="Montserrat" w:hAnsi="Montserrat" w:cs="Montserrat"/>
-          <w:i/>
-          <w:sz w:val="20"/>
-          <w:szCs w:val="20"/>
-        </w:rPr>
-        <w:t xml:space="preserve"> </w:t>
-      </w:r>
-      <w:r>
-        <w:rPr>
-          <w:rFonts w:ascii="Montserrat" w:eastAsia="Montserrat" w:hAnsi="Montserrat" w:cs="Montserrat"/>
-          <w:i/>
-          <w:sz w:val="20"/>
-          <w:szCs w:val="20"/>
-        </w:rPr>
-        <w:t>схемах</w:t>
-      </w:r>
-      <w:r>
-        <w:rPr>
-          <w:rFonts w:ascii="Montserrat" w:eastAsia="Montserrat" w:hAnsi="Montserrat" w:cs="Montserrat"/>
-          <w:i/>
-          <w:sz w:val="20"/>
-          <w:szCs w:val="20"/>
-        </w:rPr>
-        <w:t xml:space="preserve"> </w:t>
-      </w:r>
-      <w:r>
-        <w:rPr>
-          <w:rFonts w:ascii="Montserrat" w:eastAsia="Montserrat" w:hAnsi="Montserrat" w:cs="Montserrat"/>
-          <w:i/>
-          <w:sz w:val="20"/>
-          <w:szCs w:val="20"/>
-        </w:rPr>
-        <w:t>(Опции</w:t>
-      </w:r>
-      <w:r>
-        <w:rPr>
-          <w:rFonts w:ascii="Montserrat" w:eastAsia="Montserrat" w:hAnsi="Montserrat" w:cs="Montserrat"/>
-          <w:i/>
-          <w:sz w:val="20"/>
-          <w:szCs w:val="20"/>
-        </w:rPr>
-        <w:t xml:space="preserve"> </w:t>
-      </w:r>
-      <w:r>
-        <w:rPr>
-          <w:rFonts w:ascii="Montserrat" w:eastAsia="Montserrat" w:hAnsi="Montserrat" w:cs="Montserrat"/>
-          <w:i/>
-          <w:sz w:val="20"/>
-          <w:szCs w:val="20"/>
-        </w:rPr>
-        <w:t>№</w:t>
-      </w:r>
-      <w:r>
-        <w:rPr>
-          <w:rFonts w:ascii="Montserrat" w:eastAsia="Montserrat" w:hAnsi="Montserrat" w:cs="Montserrat"/>
-          <w:i/>
-          <w:sz w:val="20"/>
-          <w:szCs w:val="20"/>
-        </w:rPr>
-        <w:t xml:space="preserve"> </w:t>
-      </w:r>
-      <w:r>
-        <w:rPr>
-          <w:rFonts w:ascii="Montserrat" w:eastAsia="Montserrat" w:hAnsi="Montserrat" w:cs="Montserrat"/>
-          <w:i/>
-          <w:sz w:val="20"/>
-          <w:szCs w:val="20"/>
-        </w:rPr>
-        <w:t>1</w:t>
-      </w:r>
-      <w:r>
-        <w:rPr>
-          <w:rFonts w:ascii="Montserrat" w:eastAsia="Montserrat" w:hAnsi="Montserrat" w:cs="Montserrat"/>
-          <w:i/>
-          <w:sz w:val="20"/>
-          <w:szCs w:val="20"/>
-        </w:rPr>
-        <w:t xml:space="preserve"> </w:t>
-      </w:r>
-      <w:r>
-        <w:rPr>
-          <w:rFonts w:ascii="Montserrat" w:eastAsia="Montserrat" w:hAnsi="Montserrat" w:cs="Montserrat"/>
-          <w:i/>
-          <w:sz w:val="20"/>
-          <w:szCs w:val="20"/>
-        </w:rPr>
-        <w:t>и</w:t>
-      </w:r>
-      <w:r>
-        <w:rPr>
-          <w:rFonts w:ascii="Montserrat" w:eastAsia="Montserrat" w:hAnsi="Montserrat" w:cs="Montserrat"/>
-          <w:i/>
-          <w:sz w:val="20"/>
-          <w:szCs w:val="20"/>
-        </w:rPr>
-        <w:t xml:space="preserve"> </w:t>
-      </w:r>
-      <w:r>
-        <w:rPr>
-          <w:rFonts w:ascii="Montserrat" w:eastAsia="Montserrat" w:hAnsi="Montserrat" w:cs="Montserrat"/>
-          <w:i/>
-          <w:sz w:val="20"/>
-          <w:szCs w:val="20"/>
-        </w:rPr>
-        <w:t>№</w:t>
-      </w:r>
-      <w:r>
-        <w:rPr>
-          <w:rFonts w:ascii="Montserrat" w:eastAsia="Montserrat" w:hAnsi="Montserrat" w:cs="Montserrat"/>
-          <w:i/>
-          <w:sz w:val="20"/>
-          <w:szCs w:val="20"/>
-        </w:rPr>
-        <w:t xml:space="preserve"> </w:t>
-      </w:r>
-      <w:r>
-        <w:rPr>
-          <w:rFonts w:ascii="Montserrat" w:eastAsia="Montserrat" w:hAnsi="Montserrat" w:cs="Montserrat"/>
-          <w:i/>
-          <w:sz w:val="20"/>
-          <w:szCs w:val="20"/>
-        </w:rPr>
-        <w:t>2)</w:t>
-      </w:r>
-      <w:r>
-        <w:rPr>
-          <w:rFonts w:ascii="Montserrat" w:eastAsia="Montserrat" w:hAnsi="Montserrat" w:cs="Montserrat"/>
-          <w:sz w:val="20"/>
-          <w:szCs w:val="20"/>
-        </w:rPr>
-        <w:t>:</w:t>
-      </w:r>
-      <w:r>
-        <w:rPr>
-          <w:rFonts w:ascii="Montserrat" w:eastAsia="Montserrat" w:hAnsi="Montserrat" w:cs="Montserrat"/>
-          <w:sz w:val="20"/>
-          <w:szCs w:val="20"/>
-        </w:rPr>
-        <w:t xml:space="preserve"> </w:t>
-      </w:r>
-      <w:r>
-        <w:rPr>
-          <w:rFonts w:ascii="Montserrat" w:eastAsia="Montserrat" w:hAnsi="Montserrat" w:cs="Montserrat"/>
-          <w:sz w:val="20"/>
-          <w:szCs w:val="20"/>
-        </w:rPr>
-        <w:t>подтверждает</w:t>
-      </w:r>
-      <w:r>
-        <w:rPr>
-          <w:rFonts w:ascii="Montserrat" w:eastAsia="Montserrat" w:hAnsi="Montserrat" w:cs="Montserrat"/>
-          <w:sz w:val="20"/>
-          <w:szCs w:val="20"/>
-        </w:rPr>
-        <w:t xml:space="preserve"> </w:t>
-      </w:r>
-      <w:r>
-        <w:rPr>
-          <w:rFonts w:ascii="Montserrat" w:eastAsia="Montserrat" w:hAnsi="Montserrat" w:cs="Montserrat"/>
-          <w:sz w:val="20"/>
-          <w:szCs w:val="20"/>
-        </w:rPr>
-        <w:t>согласие</w:t>
-      </w:r>
-      <w:r>
-        <w:rPr>
-          <w:rFonts w:ascii="Montserrat" w:eastAsia="Montserrat" w:hAnsi="Montserrat" w:cs="Montserrat"/>
-          <w:sz w:val="20"/>
-          <w:szCs w:val="20"/>
-        </w:rPr>
-        <w:t xml:space="preserve"> </w:t>
-      </w:r>
-      <w:r>
-        <w:rPr>
-          <w:rFonts w:ascii="Montserrat" w:eastAsia="Montserrat" w:hAnsi="Montserrat" w:cs="Montserrat"/>
-          <w:sz w:val="20"/>
-          <w:szCs w:val="20"/>
-        </w:rPr>
-        <w:t>Заказчика</w:t>
-      </w:r>
-      <w:r>
-        <w:rPr>
-          <w:rFonts w:ascii="Montserrat" w:eastAsia="Montserrat" w:hAnsi="Montserrat" w:cs="Montserrat"/>
-          <w:sz w:val="20"/>
-          <w:szCs w:val="20"/>
-        </w:rPr>
-        <w:t xml:space="preserve"> </w:t>
-      </w:r>
-      <w:r>
-        <w:rPr>
-          <w:rFonts w:ascii="Montserrat" w:eastAsia="Montserrat" w:hAnsi="Montserrat" w:cs="Montserrat"/>
-          <w:sz w:val="20"/>
-          <w:szCs w:val="20"/>
-        </w:rPr>
-        <w:t>с</w:t>
-      </w:r>
-      <w:r>
-        <w:rPr>
-          <w:rFonts w:ascii="Montserrat" w:eastAsia="Montserrat" w:hAnsi="Montserrat" w:cs="Montserrat"/>
-          <w:sz w:val="20"/>
-          <w:szCs w:val="20"/>
-        </w:rPr>
-        <w:t xml:space="preserve"> </w:t>
-      </w:r>
-      <w:r>
-        <w:rPr>
-          <w:rFonts w:ascii="Montserrat" w:eastAsia="Montserrat" w:hAnsi="Montserrat" w:cs="Montserrat"/>
-          <w:sz w:val="20"/>
-          <w:szCs w:val="20"/>
-        </w:rPr>
-        <w:t>условиями</w:t>
-      </w:r>
-      <w:r>
-        <w:rPr>
-          <w:rFonts w:ascii="Montserrat" w:eastAsia="Montserrat" w:hAnsi="Montserrat" w:cs="Montserrat"/>
-          <w:sz w:val="20"/>
-          <w:szCs w:val="20"/>
-        </w:rPr>
-        <w:t xml:space="preserve"> </w:t>
-      </w:r>
-      <w:r>
-        <w:rPr>
-          <w:rFonts w:ascii="Montserrat" w:eastAsia="Montserrat" w:hAnsi="Montserrat" w:cs="Montserrat"/>
-          <w:sz w:val="20"/>
-          <w:szCs w:val="20"/>
-        </w:rPr>
-        <w:t>настоящего</w:t>
-      </w:r>
-      <w:r>
-        <w:rPr>
-          <w:rFonts w:ascii="Montserrat" w:eastAsia="Montserrat" w:hAnsi="Montserrat" w:cs="Montserrat"/>
-          <w:sz w:val="20"/>
-          <w:szCs w:val="20"/>
-        </w:rPr>
-        <w:t xml:space="preserve"> </w:t>
-      </w:r>
-      <w:r>
-        <w:rPr>
-          <w:rFonts w:ascii="Montserrat" w:eastAsia="Montserrat" w:hAnsi="Montserrat" w:cs="Montserrat"/>
-          <w:sz w:val="20"/>
-          <w:szCs w:val="20"/>
-        </w:rPr>
-        <w:t>договора</w:t>
-      </w:r>
-      <w:r>
-        <w:rPr>
-          <w:rFonts w:ascii="Montserrat" w:eastAsia="Montserrat" w:hAnsi="Montserrat" w:cs="Montserrat"/>
-          <w:sz w:val="20"/>
-          <w:szCs w:val="20"/>
-        </w:rPr>
-        <w:t xml:space="preserve"> </w:t>
-      </w:r>
-      <w:r>
-        <w:rPr>
-          <w:rFonts w:ascii="Montserrat" w:eastAsia="Montserrat" w:hAnsi="Montserrat" w:cs="Montserrat"/>
-          <w:sz w:val="20"/>
-          <w:szCs w:val="20"/>
-        </w:rPr>
-        <w:t>и</w:t>
-      </w:r>
-      <w:r>
-        <w:rPr>
-          <w:rFonts w:ascii="Montserrat" w:eastAsia="Montserrat" w:hAnsi="Montserrat" w:cs="Montserrat"/>
-          <w:sz w:val="20"/>
-          <w:szCs w:val="20"/>
-        </w:rPr>
-        <w:t xml:space="preserve"> </w:t>
-      </w:r>
-      <w:r>
-        <w:rPr>
-          <w:rFonts w:ascii="Montserrat" w:eastAsia="Montserrat" w:hAnsi="Montserrat" w:cs="Montserrat"/>
-          <w:sz w:val="20"/>
-          <w:szCs w:val="20"/>
-        </w:rPr>
-        <w:t>исполнение</w:t>
-      </w:r>
-      <w:r>
-        <w:rPr>
-          <w:rFonts w:ascii="Montserrat" w:eastAsia="Montserrat" w:hAnsi="Montserrat" w:cs="Montserrat"/>
-          <w:sz w:val="20"/>
-          <w:szCs w:val="20"/>
-        </w:rPr>
-        <w:t xml:space="preserve"> </w:t>
-      </w:r>
-      <w:r>
-        <w:rPr>
-          <w:rFonts w:ascii="Montserrat" w:eastAsia="Montserrat" w:hAnsi="Montserrat" w:cs="Montserrat"/>
-          <w:sz w:val="20"/>
-          <w:szCs w:val="20"/>
-        </w:rPr>
-        <w:t>обязанности</w:t>
-      </w:r>
-      <w:r>
-        <w:rPr>
-          <w:rFonts w:ascii="Montserrat" w:eastAsia="Montserrat" w:hAnsi="Montserrat" w:cs="Montserrat"/>
-          <w:sz w:val="20"/>
-          <w:szCs w:val="20"/>
-        </w:rPr>
-        <w:t xml:space="preserve"> </w:t>
-      </w:r>
-      <w:r>
-        <w:rPr>
-          <w:rFonts w:ascii="Montserrat" w:eastAsia="Montserrat" w:hAnsi="Montserrat" w:cs="Montserrat"/>
-          <w:sz w:val="20"/>
-          <w:szCs w:val="20"/>
-        </w:rPr>
-        <w:t>по</w:t>
-      </w:r>
-      <w:r>
-        <w:rPr>
-          <w:rFonts w:ascii="Montserrat" w:eastAsia="Montserrat" w:hAnsi="Montserrat" w:cs="Montserrat"/>
-          <w:sz w:val="20"/>
-          <w:szCs w:val="20"/>
-        </w:rPr>
-        <w:t xml:space="preserve"> </w:t>
-      </w:r>
-      <w:r>
-        <w:rPr>
-          <w:rFonts w:ascii="Montserrat" w:eastAsia="Montserrat" w:hAnsi="Montserrat" w:cs="Montserrat"/>
-          <w:sz w:val="20"/>
-          <w:szCs w:val="20"/>
-        </w:rPr>
-        <w:t>оплате.</w:t>
-      </w:r>
-      <w:r>
-        <w:rPr>
-          <w:rFonts w:ascii="Montserrat" w:eastAsia="Montserrat" w:hAnsi="Montserrat" w:cs="Montserrat"/>
-          <w:sz w:val="20"/>
-          <w:szCs w:val="20"/>
-        </w:rPr>
-        <w:t xml:space="preserve"> </w:t>
-      </w:r>
-      <w:r>
-        <w:rPr>
-          <w:rFonts w:ascii="Montserrat" w:eastAsia="Montserrat" w:hAnsi="Montserrat" w:cs="Montserrat"/>
-          <w:i/>
-          <w:sz w:val="20"/>
-          <w:szCs w:val="20"/>
-        </w:rPr>
-        <w:t>—</w:t>
-      </w:r>
-      <w:r>
-        <w:rPr>
-          <w:rFonts w:ascii="Montserrat" w:eastAsia="Montserrat" w:hAnsi="Montserrat" w:cs="Montserrat"/>
-          <w:i/>
-          <w:sz w:val="20"/>
-          <w:szCs w:val="20"/>
-        </w:rPr>
-        <w:t xml:space="preserve"> </w:t>
-      </w:r>
-      <w:r>
-        <w:rPr>
-          <w:rFonts w:ascii="Montserrat" w:eastAsia="Montserrat" w:hAnsi="Montserrat" w:cs="Montserrat"/>
-          <w:i/>
-          <w:sz w:val="20"/>
-          <w:szCs w:val="20"/>
-        </w:rPr>
-        <w:t>при</w:t>
-      </w:r>
-      <w:r>
-        <w:rPr>
-          <w:rFonts w:ascii="Montserrat" w:eastAsia="Montserrat" w:hAnsi="Montserrat" w:cs="Montserrat"/>
-          <w:i/>
-          <w:sz w:val="20"/>
-          <w:szCs w:val="20"/>
-        </w:rPr>
-        <w:t xml:space="preserve"> </w:t>
-      </w:r>
-      <w:r>
-        <w:rPr>
-          <w:rFonts w:ascii="Montserrat" w:eastAsia="Montserrat" w:hAnsi="Montserrat" w:cs="Montserrat"/>
-          <w:i/>
-          <w:sz w:val="20"/>
-          <w:szCs w:val="20"/>
-        </w:rPr>
-        <w:t>пост-оплатной</w:t>
-      </w:r>
-      <w:r>
-        <w:rPr>
-          <w:rFonts w:ascii="Montserrat" w:eastAsia="Montserrat" w:hAnsi="Montserrat" w:cs="Montserrat"/>
-          <w:i/>
-          <w:sz w:val="20"/>
-          <w:szCs w:val="20"/>
-        </w:rPr>
-        <w:t xml:space="preserve"> </w:t>
-      </w:r>
-      <w:r>
-        <w:rPr>
-          <w:rFonts w:ascii="Montserrat" w:eastAsia="Montserrat" w:hAnsi="Montserrat" w:cs="Montserrat"/>
-          <w:i/>
-          <w:sz w:val="20"/>
-          <w:szCs w:val="20"/>
-        </w:rPr>
-        <w:t>схеме</w:t>
-      </w:r>
-      <w:r>
-        <w:rPr>
-          <w:rFonts w:ascii="Montserrat" w:eastAsia="Montserrat" w:hAnsi="Montserrat" w:cs="Montserrat"/>
-          <w:i/>
-          <w:sz w:val="20"/>
-          <w:szCs w:val="20"/>
-        </w:rPr>
-        <w:t xml:space="preserve"> </w:t>
-      </w:r>
-      <w:r>
-        <w:rPr>
-          <w:rFonts w:ascii="Montserrat" w:eastAsia="Montserrat" w:hAnsi="Montserrat" w:cs="Montserrat"/>
-          <w:i/>
-          <w:sz w:val="20"/>
-          <w:szCs w:val="20"/>
-        </w:rPr>
-        <w:t>(Опция</w:t>
-      </w:r>
-      <w:r>
-        <w:rPr>
-          <w:rFonts w:ascii="Montserrat" w:eastAsia="Montserrat" w:hAnsi="Montserrat" w:cs="Montserrat"/>
-          <w:i/>
-          <w:sz w:val="20"/>
-          <w:szCs w:val="20"/>
-        </w:rPr>
-        <w:t xml:space="preserve"> </w:t>
-      </w:r>
-      <w:r>
-        <w:rPr>
-          <w:rFonts w:ascii="Montserrat" w:eastAsia="Montserrat" w:hAnsi="Montserrat" w:cs="Montserrat"/>
-          <w:i/>
-          <w:sz w:val="20"/>
-          <w:szCs w:val="20"/>
-        </w:rPr>
-        <w:t>№</w:t>
-      </w:r>
-      <w:r>
-        <w:rPr>
-          <w:rFonts w:ascii="Montserrat" w:eastAsia="Montserrat" w:hAnsi="Montserrat" w:cs="Montserrat"/>
-          <w:i/>
-          <w:sz w:val="20"/>
-          <w:szCs w:val="20"/>
-        </w:rPr>
-        <w:t xml:space="preserve"> </w:t>
-      </w:r>
-      <w:r>
-        <w:rPr>
-          <w:rFonts w:ascii="Montserrat" w:eastAsia="Montserrat" w:hAnsi="Montserrat" w:cs="Montserrat"/>
-          <w:i/>
-          <w:sz w:val="20"/>
-          <w:szCs w:val="20"/>
-        </w:rPr>
-        <w:t>3):</w:t>
-      </w:r>
-      <w:r>
-        <w:rPr>
-          <w:rFonts w:ascii="Montserrat" w:eastAsia="Montserrat" w:hAnsi="Montserrat" w:cs="Montserrat"/>
-          <w:sz w:val="20"/>
-          <w:szCs w:val="20"/>
-        </w:rPr>
-        <w:t xml:space="preserve"> </w:t>
-      </w:r>
-      <w:r>
-        <w:rPr>
-          <w:rFonts w:ascii="Montserrat" w:eastAsia="Montserrat" w:hAnsi="Montserrat" w:cs="Montserrat"/>
-          <w:sz w:val="20"/>
-          <w:szCs w:val="20"/>
-        </w:rPr>
-        <w:t>подтверждает</w:t>
-      </w:r>
-      <w:r>
-        <w:rPr>
-          <w:rFonts w:ascii="Montserrat" w:eastAsia="Montserrat" w:hAnsi="Montserrat" w:cs="Montserrat"/>
-          <w:sz w:val="20"/>
-          <w:szCs w:val="20"/>
-        </w:rPr>
-        <w:t xml:space="preserve"> </w:t>
-      </w:r>
-      <w:r>
-        <w:rPr>
-          <w:rFonts w:ascii="Montserrat" w:eastAsia="Montserrat" w:hAnsi="Montserrat" w:cs="Montserrat"/>
-          <w:sz w:val="20"/>
-          <w:szCs w:val="20"/>
-        </w:rPr>
-        <w:t>надлежащее</w:t>
-      </w:r>
-      <w:r>
-        <w:rPr>
-          <w:rFonts w:ascii="Montserrat" w:eastAsia="Montserrat" w:hAnsi="Montserrat" w:cs="Montserrat"/>
-          <w:sz w:val="20"/>
-          <w:szCs w:val="20"/>
-        </w:rPr>
-        <w:t xml:space="preserve"> </w:t>
-      </w:r>
-      <w:r>
-        <w:rPr>
-          <w:rFonts w:ascii="Montserrat" w:eastAsia="Montserrat" w:hAnsi="Montserrat" w:cs="Montserrat"/>
-          <w:sz w:val="20"/>
-          <w:szCs w:val="20"/>
-        </w:rPr>
-        <w:t>исполнение</w:t>
-      </w:r>
-      <w:r>
-        <w:rPr>
-          <w:rFonts w:ascii="Montserrat" w:eastAsia="Montserrat" w:hAnsi="Montserrat" w:cs="Montserrat"/>
-          <w:sz w:val="20"/>
-          <w:szCs w:val="20"/>
-        </w:rPr>
-        <w:t xml:space="preserve"> </w:t>
-      </w:r>
-      <w:r>
-        <w:rPr>
-          <w:rFonts w:ascii="Montserrat" w:eastAsia="Montserrat" w:hAnsi="Montserrat" w:cs="Montserrat"/>
-          <w:sz w:val="20"/>
-          <w:szCs w:val="20"/>
-        </w:rPr>
-        <w:t>Заказчиком</w:t>
-      </w:r>
-      <w:r>
-        <w:rPr>
-          <w:rFonts w:ascii="Montserrat" w:eastAsia="Montserrat" w:hAnsi="Montserrat" w:cs="Montserrat"/>
-          <w:sz w:val="20"/>
-          <w:szCs w:val="20"/>
-        </w:rPr>
-        <w:t xml:space="preserve"> </w:t>
-      </w:r>
-      <w:r>
-        <w:rPr>
-          <w:rFonts w:ascii="Montserrat" w:eastAsia="Montserrat" w:hAnsi="Montserrat" w:cs="Montserrat"/>
-          <w:sz w:val="20"/>
-          <w:szCs w:val="20"/>
-        </w:rPr>
-        <w:t>обязанности</w:t>
-      </w:r>
-      <w:r>
-        <w:rPr>
-          <w:rFonts w:ascii="Montserrat" w:eastAsia="Montserrat" w:hAnsi="Montserrat" w:cs="Montserrat"/>
-          <w:sz w:val="20"/>
-          <w:szCs w:val="20"/>
-        </w:rPr>
-        <w:t xml:space="preserve"> </w:t>
-      </w:r>
-      <w:r>
-        <w:rPr>
-          <w:rFonts w:ascii="Montserrat" w:eastAsia="Montserrat" w:hAnsi="Montserrat" w:cs="Montserrat"/>
-          <w:sz w:val="20"/>
-          <w:szCs w:val="20"/>
-        </w:rPr>
-        <w:t>по</w:t>
-      </w:r>
-      <w:r>
-        <w:rPr>
-          <w:rFonts w:ascii="Montserrat" w:eastAsia="Montserrat" w:hAnsi="Montserrat" w:cs="Montserrat"/>
-          <w:sz w:val="20"/>
-          <w:szCs w:val="20"/>
-        </w:rPr>
-        <w:t xml:space="preserve"> </w:t>
-      </w:r>
-      <w:r>
-        <w:rPr>
-          <w:rFonts w:ascii="Montserrat" w:eastAsia="Montserrat" w:hAnsi="Montserrat" w:cs="Montserrat"/>
-          <w:sz w:val="20"/>
-          <w:szCs w:val="20"/>
-        </w:rPr>
-        <w:t>оплате</w:t>
-      </w:r>
-      <w:r>
-        <w:rPr>
-          <w:rFonts w:ascii="Montserrat" w:eastAsia="Montserrat" w:hAnsi="Montserrat" w:cs="Montserrat"/>
-          <w:sz w:val="20"/>
-          <w:szCs w:val="20"/>
-        </w:rPr>
-        <w:t xml:space="preserve"> </w:t>
-      </w:r>
-      <w:r>
-        <w:rPr>
-          <w:rFonts w:ascii="Montserrat" w:eastAsia="Montserrat" w:hAnsi="Montserrat" w:cs="Montserrat"/>
-          <w:sz w:val="20"/>
-          <w:szCs w:val="20"/>
-        </w:rPr>
-        <w:t>услуг,</w:t>
-      </w:r>
-      <w:r>
-        <w:rPr>
-          <w:rFonts w:ascii="Montserrat" w:eastAsia="Montserrat" w:hAnsi="Montserrat" w:cs="Montserrat"/>
-          <w:sz w:val="20"/>
-          <w:szCs w:val="20"/>
-        </w:rPr>
-        <w:t xml:space="preserve"> </w:t>
-      </w:r>
-      <w:r>
-        <w:rPr>
-          <w:rFonts w:ascii="Montserrat" w:eastAsia="Montserrat" w:hAnsi="Montserrat" w:cs="Montserrat"/>
-          <w:sz w:val="20"/>
-          <w:szCs w:val="20"/>
-        </w:rPr>
-        <w:t>оказанных</w:t>
-      </w:r>
-      <w:r>
-        <w:rPr>
-          <w:rFonts w:ascii="Montserrat" w:eastAsia="Montserrat" w:hAnsi="Montserrat" w:cs="Montserrat"/>
-          <w:sz w:val="20"/>
-          <w:szCs w:val="20"/>
-        </w:rPr>
-        <w:t xml:space="preserve"> </w:t>
-      </w:r>
-      <w:r>
-        <w:rPr>
-          <w:rFonts w:ascii="Montserrat" w:eastAsia="Montserrat" w:hAnsi="Montserrat" w:cs="Montserrat"/>
-          <w:sz w:val="20"/>
-          <w:szCs w:val="20"/>
-        </w:rPr>
-        <w:t>Исполнителем.</w:t>
-      </w:r>
-    </w:p>
-    <w:p>
-      <w:pPr>
-        <w:spacing w:after="0" w:line="276" w:lineRule="auto"/>
-        <w:jc w:val="center"/>
-        <w:rPr>
-          <w:rFonts w:ascii="Montserrat" w:eastAsia="Montserrat" w:hAnsi="Montserrat" w:cs="Montserrat"/>
-          <w:sz w:val="20"/>
-          <w:szCs w:val="20"/>
-        </w:rPr>
-      </w:pPr>
+          <w:iCs/>
+          <w:sz w:val="20"/>
+          <w:szCs w:val="20"/>
+          <w:lang w:val="en-US"/>
+        </w:rPr>
+        <w:t>PRIMECHANIEDVA</w:t>
+      </w:r>
     </w:p>
     <w:p>
       <w:pPr>
@@ -12626,6 +11787,7 @@
                 <w:rFonts w:ascii="Montserrat" w:eastAsia="Montserrat" w:hAnsi="Montserrat" w:cs="Montserrat"/>
                 <w:sz w:val="20"/>
                 <w:szCs w:val="20"/>
+                <w:lang w:val="en-US"/>
               </w:rPr>
             </w:pPr>
             <w:r>
@@ -12787,13 +11949,23 @@
                 <w:szCs w:val="20"/>
               </w:rPr>
               <w:br/>
-              <w:t>Тел.:</w:t>
+              <w:t>Тел</w:t>
             </w:r>
             <w:r>
               <w:rPr>
                 <w:rFonts w:ascii="Montserrat" w:eastAsia="Montserrat" w:hAnsi="Montserrat" w:cs="Montserrat"/>
                 <w:sz w:val="20"/>
                 <w:szCs w:val="20"/>
+                <w:lang w:val="en-US"/>
+              </w:rPr>
+              <w:t>.:</w:t>
+            </w:r>
+            <w:r>
+              <w:rPr>
+                <w:rFonts w:ascii="Montserrat" w:eastAsia="Montserrat" w:hAnsi="Montserrat" w:cs="Montserrat"/>
+                <w:sz w:val="20"/>
+                <w:szCs w:val="20"/>
+                <w:lang w:val="en-US"/>
               </w:rPr>
               <w:t xml:space="preserve"> </w:t>
             </w:r>
@@ -12802,6 +11974,7 @@
                 <w:rFonts w:ascii="Montserrat" w:eastAsia="Montserrat" w:hAnsi="Montserrat" w:cs="Montserrat"/>
                 <w:sz w:val="20"/>
                 <w:szCs w:val="20"/>
+                <w:lang w:val="en-US"/>
               </w:rPr>
               <w:t>+7</w:t>
             </w:r>
@@ -12810,6 +11983,7 @@
                 <w:rFonts w:ascii="Montserrat" w:eastAsia="Montserrat" w:hAnsi="Montserrat" w:cs="Montserrat"/>
                 <w:sz w:val="20"/>
                 <w:szCs w:val="20"/>
+                <w:lang w:val="en-US"/>
               </w:rPr>
               <w:t xml:space="preserve"> </w:t>
             </w:r>
@@ -12818,6 +11992,7 @@
                 <w:rFonts w:ascii="Montserrat" w:eastAsia="Montserrat" w:hAnsi="Montserrat" w:cs="Montserrat"/>
                 <w:sz w:val="20"/>
                 <w:szCs w:val="20"/>
+                <w:lang w:val="en-US"/>
               </w:rPr>
               <w:t>(495)</w:t>
             </w:r>
@@ -12826,6 +12001,7 @@
                 <w:rFonts w:ascii="Montserrat" w:eastAsia="Montserrat" w:hAnsi="Montserrat" w:cs="Montserrat"/>
                 <w:sz w:val="20"/>
                 <w:szCs w:val="20"/>
+                <w:lang w:val="en-US"/>
               </w:rPr>
               <w:t xml:space="preserve"> </w:t>
             </w:r>
@@ -12834,6 +12010,7 @@
                 <w:rFonts w:ascii="Montserrat" w:eastAsia="Montserrat" w:hAnsi="Montserrat" w:cs="Montserrat"/>
                 <w:sz w:val="20"/>
                 <w:szCs w:val="20"/>
+                <w:lang w:val="en-US"/>
               </w:rPr>
               <w:t>142-25-12</w:t>
             </w:r>
@@ -12842,6 +12019,7 @@
                 <w:rFonts w:ascii="Montserrat" w:eastAsia="Montserrat" w:hAnsi="Montserrat" w:cs="Montserrat"/>
                 <w:sz w:val="20"/>
                 <w:szCs w:val="20"/>
+                <w:lang w:val="en-US"/>
               </w:rPr>
               <w:br/>
               <w:t>E-mail:</w:t>
@@ -12851,6 +12029,7 @@
                 <w:rFonts w:ascii="Montserrat" w:eastAsia="Montserrat" w:hAnsi="Montserrat" w:cs="Montserrat"/>
                 <w:sz w:val="20"/>
                 <w:szCs w:val="20"/>
+                <w:lang w:val="en-US"/>
               </w:rPr>
               <w:t xml:space="preserve"> </w:t>
             </w:r>
@@ -12859,6 +12038,7 @@
                 <w:rFonts w:ascii="Montserrat" w:eastAsia="Montserrat" w:hAnsi="Montserrat" w:cs="Montserrat"/>
                 <w:sz w:val="20"/>
                 <w:szCs w:val="20"/>
+                <w:lang w:val="en-US"/>
               </w:rPr>
               <w:t>info@25-12.ru</w:t>
             </w:r>
@@ -12867,25 +12047,27 @@
                 <w:rFonts w:ascii="Montserrat" w:eastAsia="Montserrat" w:hAnsi="Montserrat" w:cs="Montserrat"/>
                 <w:sz w:val="20"/>
                 <w:szCs w:val="20"/>
+                <w:lang w:val="en-US"/>
               </w:rPr>
               <w:br/>
-              <w:t>Генеральный</w:t>
             </w:r>
             <w:r>
               <w:rPr>
                 <w:rFonts w:ascii="Montserrat" w:eastAsia="Montserrat" w:hAnsi="Montserrat" w:cs="Montserrat"/>
                 <w:sz w:val="20"/>
                 <w:szCs w:val="20"/>
-              </w:rPr>
-              <w:t xml:space="preserve"> </w:t>
+                <w:lang w:val="en-US"/>
+              </w:rPr>
+              <w:t>STATUS</w:t>
             </w:r>
             <w:r>
               <w:rPr>
                 <w:rFonts w:ascii="Montserrat" w:eastAsia="Montserrat" w:hAnsi="Montserrat" w:cs="Montserrat"/>
                 <w:sz w:val="20"/>
                 <w:szCs w:val="20"/>
-              </w:rPr>
-              <w:t>директор </w:t>
+                <w:lang w:val="en-US"/>
+              </w:rPr>
+              <w:t> </w:t>
             </w:r>
           </w:p>
           <w:p>
@@ -12905,7 +12087,7 @@
                 <w:szCs w:val="20"/>
                 <w:lang w:val="en-US"/>
               </w:rPr>
-              <w:t>STATUS</w:t>
+              <w:t xml:space="preserve">____________________ </w:t>
             </w:r>
             <w:r>
               <w:rPr>
@@ -12992,6 +12174,17 @@
               </w:rPr>
               <w:t xml:space="preserve"> </w:t>
             </w:r>
+          </w:p>
+          <w:p>
+            <w:pPr>
+              <w:spacing w:after="0" w:line="276" w:lineRule="auto"/>
+              <w:rPr>
+                <w:rFonts w:ascii="Montserrat" w:eastAsia="Montserrat" w:hAnsi="Montserrat" w:cs="Montserrat"/>
+                <w:sz w:val="20"/>
+                <w:szCs w:val="20"/>
+                <w:lang w:val="ru-RU"/>
+              </w:rPr>
+            </w:pPr>
             <w:r>
               <w:rPr>
                 <w:rFonts w:ascii="Montserrat" w:eastAsia="Montserrat" w:hAnsi="Montserrat" w:cs="Montserrat"/>
@@ -12999,16 +12192,7 @@
                 <w:szCs w:val="20"/>
                 <w:lang w:val="en-US"/>
               </w:rPr>
-              <w:t>ZAKAZCHI</w:t>
-            </w:r>
-            <w:r>
-              <w:rPr>
-                <w:rFonts w:ascii="Montserrat" w:eastAsia="Montserrat" w:hAnsi="Montserrat" w:cs="Montserrat"/>
-                <w:sz w:val="20"/>
-                <w:szCs w:val="20"/>
-                <w:lang w:val="en-US"/>
-              </w:rPr>
-              <w:t>K</w:t>
+              <w:t>ZAKA</w:t>
             </w:r>
           </w:p>
           <w:p>
@@ -13242,16 +12426,7 @@
                 <w:szCs w:val="20"/>
                 <w:lang w:val="en-US"/>
               </w:rPr>
-              <w:t>ZAKAZHICKEMAIL</w:t>
-            </w:r>
-            <w:r>
-              <w:rPr>
-                <w:rFonts w:ascii="Montserrat" w:eastAsia="Montserrat" w:hAnsi="Montserrat" w:cs="Montserrat"/>
-                <w:sz w:val="20"/>
-                <w:szCs w:val="20"/>
-                <w:lang w:val="en-US"/>
-              </w:rPr>
-              <w:br/>
+              <w:t>ZAKAEMAIL</w:t>
             </w:r>
           </w:p>
           <w:p>
@@ -13264,6 +12439,15 @@
                 <w:lang w:val="en-US"/>
               </w:rPr>
             </w:pPr>
+            <w:r>
+              <w:rPr>
+                <w:rFonts w:ascii="Montserrat" w:eastAsia="Montserrat" w:hAnsi="Montserrat" w:cs="Montserrat"/>
+                <w:sz w:val="20"/>
+                <w:szCs w:val="20"/>
+                <w:lang w:val="en-US"/>
+              </w:rPr>
+              <w:t>ZAKAZCHIKSTATUS</w:t>
+            </w:r>
           </w:p>
           <w:p>
             <w:pPr>
@@ -13275,25 +12459,14 @@
                 <w:lang w:val="en-US"/>
               </w:rPr>
             </w:pPr>
-          </w:p>
-          <w:p>
-            <w:pPr>
-              <w:spacing w:after="0" w:line="276" w:lineRule="auto"/>
+            <w:r>
               <w:rPr>
                 <w:rFonts w:ascii="Montserrat" w:eastAsia="Montserrat" w:hAnsi="Montserrat" w:cs="Montserrat"/>
                 <w:sz w:val="20"/>
                 <w:szCs w:val="20"/>
                 <w:lang w:val="en-US"/>
               </w:rPr>
-            </w:pPr>
-            <w:r>
-              <w:rPr>
-                <w:rFonts w:ascii="Montserrat" w:eastAsia="Montserrat" w:hAnsi="Montserrat" w:cs="Montserrat"/>
-                <w:sz w:val="20"/>
-                <w:szCs w:val="20"/>
-                <w:lang w:val="en-US"/>
-              </w:rPr>
-              <w:t>ZAKAZCHIKSTATUS</w:t>
+              <w:t xml:space="preserve">____________________ </w:t>
             </w:r>
             <w:r>
               <w:rPr>
@@ -13302,7 +12475,7 @@
                 <w:szCs w:val="20"/>
                 <w:lang w:val="en-US"/>
               </w:rPr>
-              <w:t xml:space="preserve"> / </w:t>
+              <w:t xml:space="preserve">/ </w:t>
             </w:r>
             <w:r>
               <w:rPr>
@@ -13321,6 +12494,7 @@
                 <w:rFonts w:ascii="Montserrat" w:eastAsia="Montserrat" w:hAnsi="Montserrat" w:cs="Montserrat"/>
                 <w:sz w:val="20"/>
                 <w:szCs w:val="20"/>
+                <w:lang w:val="en-US"/>
               </w:rPr>
             </w:pPr>
             <w:r>
@@ -13328,25 +12502,26 @@
                 <w:rFonts w:ascii="Montserrat" w:eastAsia="Montserrat" w:hAnsi="Montserrat" w:cs="Montserrat"/>
                 <w:sz w:val="20"/>
                 <w:szCs w:val="20"/>
-              </w:rPr>
-              <w:t>«___» ____________ 20</w:t>
+                <w:lang w:val="en-US"/>
+              </w:rPr>
+              <w:t xml:space="preserve">«___» ____________ 20__ </w:t>
             </w:r>
             <w:r>
               <w:rPr>
                 <w:rFonts w:ascii="Montserrat" w:eastAsia="Montserrat" w:hAnsi="Montserrat" w:cs="Montserrat"/>
                 <w:sz w:val="20"/>
                 <w:szCs w:val="20"/>
-                <w:lang w:val="ru-RU"/>
-              </w:rPr>
-              <w:t>__</w:t>
+              </w:rPr>
+              <w:t>г</w:t>
             </w:r>
             <w:r>
               <w:rPr>
                 <w:rFonts w:ascii="Montserrat" w:eastAsia="Montserrat" w:hAnsi="Montserrat" w:cs="Montserrat"/>
                 <w:sz w:val="20"/>
                 <w:szCs w:val="20"/>
-              </w:rPr>
-              <w:t xml:space="preserve"> г.</w:t>
+                <w:lang w:val="en-US"/>
+              </w:rPr>
+              <w:t>.</w:t>
             </w:r>
           </w:p>
         </w:tc>
@@ -13355,6 +12530,9 @@
     <w:p>
       <w:pPr>
         <w:spacing w:after="0"/>
+        <w:rPr>
+          <w:lang w:val="en-US"/>
+        </w:rPr>
       </w:pPr>
     </w:p>
     <w:p>
@@ -15341,6 +14519,15 @@
           <w:rFonts w:ascii="Montserrat" w:eastAsia="Montserrat" w:hAnsi="Montserrat" w:cs="Montserrat"/>
           <w:sz w:val="20"/>
           <w:szCs w:val="20"/>
+          <w:lang w:val="ru-RU"/>
+        </w:rPr>
+        <w:t xml:space="preserve"> </w:t>
+      </w:r>
+      <w:r>
+        <w:rPr>
+          <w:rFonts w:ascii="Montserrat" w:eastAsia="Montserrat" w:hAnsi="Montserrat" w:cs="Montserrat"/>
+          <w:sz w:val="20"/>
+          <w:szCs w:val="20"/>
         </w:rPr>
         <w:t>ИНН</w:t>
       </w:r>
@@ -15859,9 +15046,18 @@
           <w:rFonts w:ascii="Montserrat" w:eastAsia="Montserrat" w:hAnsi="Montserrat" w:cs="Montserrat"/>
           <w:sz w:val="20"/>
           <w:szCs w:val="20"/>
-          <w:lang w:val="en-US"/>
+          <w:lang w:val="ru-RU"/>
         </w:rPr>
         <w:t>__</w:t>
+      </w:r>
+      <w:r>
+        <w:rPr>
+          <w:rFonts w:ascii="Montserrat" w:eastAsia="Montserrat" w:hAnsi="Montserrat" w:cs="Montserrat"/>
+          <w:sz w:val="20"/>
+          <w:szCs w:val="20"/>
+          <w:lang w:val="ru-RU"/>
+        </w:rPr>
+        <w:t xml:space="preserve"> </w:t>
       </w:r>
       <w:r>
         <w:rPr>
@@ -17141,8 +16337,38 @@
                 <w:rFonts w:ascii="Montserrat" w:eastAsia="Montserrat" w:hAnsi="Montserrat" w:cs="Montserrat"/>
                 <w:sz w:val="20"/>
                 <w:szCs w:val="20"/>
+                <w:lang w:val="en-US"/>
               </w:rPr>
             </w:pPr>
+            <w:r>
+              <w:rPr>
+                <w:rFonts w:ascii="Montserrat" w:eastAsia="Montserrat" w:hAnsi="Montserrat" w:cs="Montserrat"/>
+                <w:sz w:val="20"/>
+                <w:szCs w:val="20"/>
+                <w:lang w:val="en-US"/>
+              </w:rPr>
+              <w:t>STATUS</w:t>
+            </w:r>
+          </w:p>
+          <w:p>
+            <w:pPr>
+              <w:spacing w:after="0" w:line="276" w:lineRule="auto"/>
+              <w:rPr>
+                <w:rFonts w:ascii="Montserrat" w:eastAsia="Montserrat" w:hAnsi="Montserrat" w:cs="Montserrat"/>
+                <w:sz w:val="20"/>
+                <w:szCs w:val="20"/>
+                <w:lang w:val="ru-RU"/>
+              </w:rPr>
+            </w:pPr>
+            <w:r>
+              <w:rPr>
+                <w:rFonts w:ascii="Montserrat" w:eastAsia="Montserrat" w:hAnsi="Montserrat" w:cs="Montserrat"/>
+                <w:sz w:val="20"/>
+                <w:szCs w:val="20"/>
+                <w:lang w:val="ru-RU"/>
+              </w:rPr>
+              <w:t>ООО «ЦЕНТР 25-12»</w:t>
+            </w:r>
           </w:p>
         </w:tc>
         <w:tc>
@@ -17157,8 +16383,38 @@
                 <w:rFonts w:ascii="Montserrat" w:eastAsia="Montserrat" w:hAnsi="Montserrat" w:cs="Montserrat"/>
                 <w:sz w:val="20"/>
                 <w:szCs w:val="20"/>
+                <w:lang w:val="ru-RU"/>
               </w:rPr>
             </w:pPr>
+            <w:r>
+              <w:rPr>
+                <w:rFonts w:ascii="Montserrat" w:eastAsia="Montserrat" w:hAnsi="Montserrat" w:cs="Montserrat"/>
+                <w:sz w:val="20"/>
+                <w:szCs w:val="20"/>
+                <w:lang w:val="en-US"/>
+              </w:rPr>
+              <w:t>ZAKAZCHIKSTATUS</w:t>
+            </w:r>
+          </w:p>
+          <w:p>
+            <w:pPr>
+              <w:spacing w:after="0" w:line="276" w:lineRule="auto"/>
+              <w:rPr>
+                <w:rFonts w:ascii="Montserrat" w:eastAsia="Montserrat" w:hAnsi="Montserrat" w:cs="Montserrat"/>
+                <w:sz w:val="20"/>
+                <w:szCs w:val="20"/>
+                <w:lang w:val="en-US"/>
+              </w:rPr>
+            </w:pPr>
+            <w:r>
+              <w:rPr>
+                <w:rFonts w:ascii="Montserrat" w:eastAsia="Montserrat" w:hAnsi="Montserrat" w:cs="Montserrat"/>
+                <w:sz w:val="20"/>
+                <w:szCs w:val="20"/>
+                <w:lang w:val="en-US"/>
+              </w:rPr>
+              <w:t>ZAKAZCHIK</w:t>
+            </w:r>
           </w:p>
         </w:tc>
       </w:tr>
@@ -17188,7 +16444,7 @@
                 <w:szCs w:val="20"/>
                 <w:lang w:val="en-US"/>
               </w:rPr>
-              <w:t>STATUS</w:t>
+              <w:t xml:space="preserve">____________________ </w:t>
             </w:r>
             <w:r>
               <w:rPr>
@@ -17196,7 +16452,7 @@
                 <w:sz w:val="20"/>
                 <w:szCs w:val="20"/>
               </w:rPr>
-              <w:t xml:space="preserve"> / </w:t>
+              <w:t xml:space="preserve">/ </w:t>
             </w:r>
             <w:r>
               <w:rPr>
@@ -17230,7 +16486,7 @@
                 <w:szCs w:val="20"/>
                 <w:lang w:val="en-US"/>
               </w:rPr>
-              <w:t>ZAKAZCHIKSTATUS</w:t>
+              <w:t xml:space="preserve">____________________ </w:t>
             </w:r>
             <w:r>
               <w:rPr>
@@ -17238,7 +16494,7 @@
                 <w:sz w:val="20"/>
                 <w:szCs w:val="20"/>
               </w:rPr>
-              <w:t xml:space="preserve"> / </w:t>
+              <w:t xml:space="preserve">/ </w:t>
             </w:r>
             <w:r>
               <w:rPr>
@@ -17247,16 +16503,7 @@
                 <w:szCs w:val="20"/>
                 <w:lang w:val="en-US"/>
               </w:rPr>
-              <w:t>ZAKAZCHIK</w:t>
-            </w:r>
-            <w:r>
-              <w:rPr>
-                <w:rFonts w:ascii="Montserrat" w:eastAsia="Montserrat" w:hAnsi="Montserrat" w:cs="Montserrat"/>
-                <w:sz w:val="20"/>
-                <w:szCs w:val="20"/>
-                <w:lang w:val="en-US"/>
-              </w:rPr>
-              <w:t>FIO</w:t>
+              <w:t>ZFIO</w:t>
             </w:r>
           </w:p>
         </w:tc>

--- a/document-service/internal/documents/PK-YUR-3.docx
+++ b/document-service/internal/documents/PK-YUR-3.docx
@@ -13293,6 +13293,130 @@
           </w:p>
         </w:tc>
       </w:tr>
+      <w:tr>
+        <w:tc>
+          <w:tcPr>
+            <w:tcW w:type="dxa" w:w="460"/>
+          </w:tcPr>
+          <w:p>
+            <w:r>
+              <w:t>1</w:t>
+            </w:r>
+          </w:p>
+        </w:tc>
+        <w:tc>
+          <w:tcPr>
+            <w:tcW w:type="dxa" w:w="2056"/>
+          </w:tcPr>
+          <w:p>
+            <w:r>
+              <w:t>Иванов Иван Иванович</w:t>
+            </w:r>
+          </w:p>
+        </w:tc>
+        <w:tc>
+          <w:tcPr>
+            <w:tcW w:type="dxa" w:w="1633"/>
+          </w:tcPr>
+          <w:p>
+            <w:r>
+              <w:t>01.01.1990</w:t>
+            </w:r>
+          </w:p>
+        </w:tc>
+        <w:tc>
+          <w:tcPr>
+            <w:tcW w:type="dxa" w:w="2759"/>
+          </w:tcPr>
+          <w:p>
+            <w:r>
+              <w:t>-</w:t>
+            </w:r>
+          </w:p>
+        </w:tc>
+        <w:tc>
+          <w:tcPr>
+            <w:tcW w:type="dxa" w:w="1360"/>
+          </w:tcPr>
+          <w:p>
+            <w:r>
+              <w:t>123-456-789 00</w:t>
+            </w:r>
+          </w:p>
+        </w:tc>
+        <w:tc>
+          <w:tcPr>
+            <w:tcW w:type="dxa" w:w="1645"/>
+          </w:tcPr>
+          <w:p>
+            <w:r>
+              <w:t>ivanov@mail.ru</w:t>
+            </w:r>
+          </w:p>
+        </w:tc>
+      </w:tr>
+      <w:tr>
+        <w:tc>
+          <w:tcPr>
+            <w:tcW w:type="dxa" w:w="460"/>
+          </w:tcPr>
+          <w:p>
+            <w:r>
+              <w:t>2</w:t>
+            </w:r>
+          </w:p>
+        </w:tc>
+        <w:tc>
+          <w:tcPr>
+            <w:tcW w:type="dxa" w:w="2056"/>
+          </w:tcPr>
+          <w:p>
+            <w:r>
+              <w:t>Ульянов Дмитрий Иванович</w:t>
+            </w:r>
+          </w:p>
+        </w:tc>
+        <w:tc>
+          <w:tcPr>
+            <w:tcW w:type="dxa" w:w="1633"/>
+          </w:tcPr>
+          <w:p>
+            <w:r>
+              <w:t>01.01.1990</w:t>
+            </w:r>
+          </w:p>
+        </w:tc>
+        <w:tc>
+          <w:tcPr>
+            <w:tcW w:type="dxa" w:w="2759"/>
+          </w:tcPr>
+          <w:p>
+            <w:r>
+              <w:t>-</w:t>
+            </w:r>
+          </w:p>
+        </w:tc>
+        <w:tc>
+          <w:tcPr>
+            <w:tcW w:type="dxa" w:w="1360"/>
+          </w:tcPr>
+          <w:p>
+            <w:r>
+              <w:t>123-456-789 00</w:t>
+            </w:r>
+          </w:p>
+        </w:tc>
+        <w:tc>
+          <w:tcPr>
+            <w:tcW w:type="dxa" w:w="1645"/>
+          </w:tcPr>
+          <w:p>
+            <w:r>
+              <w:t>ivanov@mail.ru</w:t>
+            </w:r>
+          </w:p>
+        </w:tc>
+      </w:tr>
     </w:tbl>
     <w:p>
       <w:pPr>
@@ -15177,6 +15301,110 @@
                 <w:szCs w:val="20"/>
               </w:rPr>
               <w:t>руб.</w:t>
+            </w:r>
+          </w:p>
+        </w:tc>
+      </w:tr>
+      <w:tr>
+        <w:tc>
+          <w:tcPr>
+            <w:tcW w:type="dxa" w:w="456"/>
+          </w:tcPr>
+          <w:p>
+            <w:r>
+              <w:t>1</w:t>
+            </w:r>
+          </w:p>
+        </w:tc>
+        <w:tc>
+          <w:tcPr>
+            <w:tcW w:type="dxa" w:w="2832"/>
+          </w:tcPr>
+          <w:p>
+            <w:r>
+              <w:t>Иванов Иван Иванович</w:t>
+            </w:r>
+          </w:p>
+        </w:tc>
+        <w:tc>
+          <w:tcPr>
+            <w:tcW w:type="dxa" w:w="2588"/>
+          </w:tcPr>
+          <w:p>
+            <w:r>
+              <w:t>12.12.2025 - 12.12.2026</w:t>
+            </w:r>
+          </w:p>
+        </w:tc>
+        <w:tc>
+          <w:tcPr>
+            <w:tcW w:type="dxa" w:w="2196"/>
+          </w:tcPr>
+          <w:p>
+            <w:r>
+              <w:t>256</w:t>
+            </w:r>
+          </w:p>
+        </w:tc>
+        <w:tc>
+          <w:tcPr>
+            <w:tcW w:type="dxa" w:w="1841"/>
+          </w:tcPr>
+          <w:p>
+            <w:r>
+              <w:t>59000.00 руб.</w:t>
+            </w:r>
+          </w:p>
+        </w:tc>
+      </w:tr>
+      <w:tr>
+        <w:tc>
+          <w:tcPr>
+            <w:tcW w:type="dxa" w:w="456"/>
+          </w:tcPr>
+          <w:p>
+            <w:r>
+              <w:t>2</w:t>
+            </w:r>
+          </w:p>
+        </w:tc>
+        <w:tc>
+          <w:tcPr>
+            <w:tcW w:type="dxa" w:w="2832"/>
+          </w:tcPr>
+          <w:p>
+            <w:r>
+              <w:t>Ульянов Дмитрий Иванович</w:t>
+            </w:r>
+          </w:p>
+        </w:tc>
+        <w:tc>
+          <w:tcPr>
+            <w:tcW w:type="dxa" w:w="2588"/>
+          </w:tcPr>
+          <w:p>
+            <w:r>
+              <w:t>12.12.2025 - 12.12.2026</w:t>
+            </w:r>
+          </w:p>
+        </w:tc>
+        <w:tc>
+          <w:tcPr>
+            <w:tcW w:type="dxa" w:w="2196"/>
+          </w:tcPr>
+          <w:p>
+            <w:r>
+              <w:t>256</w:t>
+            </w:r>
+          </w:p>
+        </w:tc>
+        <w:tc>
+          <w:tcPr>
+            <w:tcW w:type="dxa" w:w="1841"/>
+          </w:tcPr>
+          <w:p>
+            <w:r>
+              <w:t>59000.00 руб.</w:t>
             </w:r>
           </w:p>
         </w:tc>

--- a/document-service/internal/documents/PK-YUR-3.docx
+++ b/document-service/internal/documents/PK-YUR-3.docx
@@ -43,6 +43,26 @@
           <w:szCs w:val="20"/>
         </w:rPr>
         <w:t>№</w:t>
+      </w:r>
+      <w:r>
+        <w:rPr>
+          <w:rFonts w:ascii="Montserrat" w:eastAsia="Montserrat" w:hAnsi="Montserrat" w:cs="Montserrat"/>
+          <w:b/>
+          <w:sz w:val="20"/>
+          <w:szCs w:val="20"/>
+          <w:lang w:val="ru-RU"/>
+        </w:rPr>
+        <w:t xml:space="preserve"> </w:t>
+      </w:r>
+      <w:r>
+        <w:rPr>
+          <w:rFonts w:ascii="Montserrat" w:eastAsia="Montserrat" w:hAnsi="Montserrat" w:cs="Montserrat"/>
+          <w:b/>
+          <w:sz w:val="20"/>
+          <w:szCs w:val="20"/>
+          <w:lang w:val="en-US"/>
+        </w:rPr>
+        <w:t>DOCUMENTNUMBER</w:t>
       </w:r>
     </w:p>
     <w:p>
@@ -5548,25 +5568,7 @@
           <w:sz w:val="20"/>
           <w:szCs w:val="20"/>
         </w:rPr>
-        <w:t>(</w:t>
-      </w:r>
-      <w:proofErr w:type="spellStart"/>
-      <w:r>
-        <w:rPr>
-          <w:rFonts w:ascii="Montserrat" w:eastAsia="Montserrat" w:hAnsi="Montserrat" w:cs="Montserrat"/>
-          <w:sz w:val="20"/>
-          <w:szCs w:val="20"/>
-        </w:rPr>
-        <w:t>пп</w:t>
-      </w:r>
-      <w:proofErr w:type="spellEnd"/>
-      <w:r>
-        <w:rPr>
-          <w:rFonts w:ascii="Montserrat" w:eastAsia="Montserrat" w:hAnsi="Montserrat" w:cs="Montserrat"/>
-          <w:sz w:val="20"/>
-          <w:szCs w:val="20"/>
-        </w:rPr>
-        <w:t>.</w:t>
+        <w:t>(пп.</w:t>
       </w:r>
       <w:r>
         <w:rPr>
@@ -13009,10 +13011,12 @@
       <w:r>
         <w:rPr>
           <w:rFonts w:ascii="Montserrat" w:eastAsia="Montserrat" w:hAnsi="Montserrat" w:cs="Montserrat"/>
-          <w:sz w:val="20"/>
-          <w:szCs w:val="20"/>
-        </w:rPr>
-        <w:t>___)</w:t>
+          <w:b/>
+          <w:sz w:val="20"/>
+          <w:szCs w:val="20"/>
+          <w:lang w:val="en-US"/>
+        </w:rPr>
+        <w:t>DOCUMENTNUMBER</w:t>
       </w:r>
     </w:p>
     <w:tbl>
@@ -13279,7 +13283,6 @@
                 <w:szCs w:val="20"/>
               </w:rPr>
             </w:pPr>
-            <w:proofErr w:type="spellStart"/>
             <w:r>
               <w:rPr>
                 <w:rFonts w:ascii="Montserrat" w:eastAsia="Montserrat" w:hAnsi="Montserrat" w:cs="Montserrat"/>
@@ -13289,14 +13292,13 @@
               </w:rPr>
               <w:t>e-mail</w:t>
             </w:r>
-            <w:proofErr w:type="spellEnd"/>
           </w:p>
         </w:tc>
       </w:tr>
       <w:tr>
         <w:tc>
           <w:tcPr>
-            <w:tcW w:type="dxa" w:w="460"/>
+            <w:tcW w:w="460" w:type="dxa"/>
           </w:tcPr>
           <w:p>
             <w:r>
@@ -13306,7 +13308,7 @@
         </w:tc>
         <w:tc>
           <w:tcPr>
-            <w:tcW w:type="dxa" w:w="2056"/>
+            <w:tcW w:w="2056" w:type="dxa"/>
           </w:tcPr>
           <w:p>
             <w:r>
@@ -13316,7 +13318,7 @@
         </w:tc>
         <w:tc>
           <w:tcPr>
-            <w:tcW w:type="dxa" w:w="1633"/>
+            <w:tcW w:w="1633" w:type="dxa"/>
           </w:tcPr>
           <w:p>
             <w:r>
@@ -13326,7 +13328,7 @@
         </w:tc>
         <w:tc>
           <w:tcPr>
-            <w:tcW w:type="dxa" w:w="2759"/>
+            <w:tcW w:w="2759" w:type="dxa"/>
           </w:tcPr>
           <w:p>
             <w:r>
@@ -13336,7 +13338,7 @@
         </w:tc>
         <w:tc>
           <w:tcPr>
-            <w:tcW w:type="dxa" w:w="1360"/>
+            <w:tcW w:w="1360" w:type="dxa"/>
           </w:tcPr>
           <w:p>
             <w:r>
@@ -13346,7 +13348,7 @@
         </w:tc>
         <w:tc>
           <w:tcPr>
-            <w:tcW w:type="dxa" w:w="1645"/>
+            <w:tcW w:w="1645" w:type="dxa"/>
           </w:tcPr>
           <w:p>
             <w:r>
@@ -13358,7 +13360,7 @@
       <w:tr>
         <w:tc>
           <w:tcPr>
-            <w:tcW w:type="dxa" w:w="460"/>
+            <w:tcW w:w="460" w:type="dxa"/>
           </w:tcPr>
           <w:p>
             <w:r>
@@ -13368,7 +13370,7 @@
         </w:tc>
         <w:tc>
           <w:tcPr>
-            <w:tcW w:type="dxa" w:w="2056"/>
+            <w:tcW w:w="2056" w:type="dxa"/>
           </w:tcPr>
           <w:p>
             <w:r>
@@ -13378,7 +13380,7 @@
         </w:tc>
         <w:tc>
           <w:tcPr>
-            <w:tcW w:type="dxa" w:w="1633"/>
+            <w:tcW w:w="1633" w:type="dxa"/>
           </w:tcPr>
           <w:p>
             <w:r>
@@ -13388,7 +13390,7 @@
         </w:tc>
         <w:tc>
           <w:tcPr>
-            <w:tcW w:type="dxa" w:w="2759"/>
+            <w:tcW w:w="2759" w:type="dxa"/>
           </w:tcPr>
           <w:p>
             <w:r>
@@ -13398,7 +13400,7 @@
         </w:tc>
         <w:tc>
           <w:tcPr>
-            <w:tcW w:type="dxa" w:w="1360"/>
+            <w:tcW w:w="1360" w:type="dxa"/>
           </w:tcPr>
           <w:p>
             <w:r>
@@ -13408,7 +13410,7 @@
         </w:tc>
         <w:tc>
           <w:tcPr>
-            <w:tcW w:type="dxa" w:w="1645"/>
+            <w:tcW w:w="1645" w:type="dxa"/>
           </w:tcPr>
           <w:p>
             <w:r>
@@ -14931,11 +14933,12 @@
       <w:r>
         <w:rPr>
           <w:rFonts w:ascii="Montserrat" w:eastAsia="Montserrat" w:hAnsi="Montserrat" w:cs="Montserrat"/>
-          <w:sz w:val="20"/>
-          <w:szCs w:val="20"/>
-          <w:lang w:val="ru-RU"/>
-        </w:rPr>
-        <w:t>__</w:t>
+          <w:b/>
+          <w:sz w:val="20"/>
+          <w:szCs w:val="20"/>
+          <w:lang w:val="en-US"/>
+        </w:rPr>
+        <w:t>DOCUMENTNUMBER</w:t>
       </w:r>
       <w:r>
         <w:rPr>
@@ -15308,7 +15311,7 @@
       <w:tr>
         <w:tc>
           <w:tcPr>
-            <w:tcW w:type="dxa" w:w="456"/>
+            <w:tcW w:w="456" w:type="dxa"/>
           </w:tcPr>
           <w:p>
             <w:r>
@@ -15318,7 +15321,7 @@
         </w:tc>
         <w:tc>
           <w:tcPr>
-            <w:tcW w:type="dxa" w:w="2832"/>
+            <w:tcW w:w="2832" w:type="dxa"/>
           </w:tcPr>
           <w:p>
             <w:r>
@@ -15328,7 +15331,7 @@
         </w:tc>
         <w:tc>
           <w:tcPr>
-            <w:tcW w:type="dxa" w:w="2588"/>
+            <w:tcW w:w="2588" w:type="dxa"/>
           </w:tcPr>
           <w:p>
             <w:r>
@@ -15338,7 +15341,7 @@
         </w:tc>
         <w:tc>
           <w:tcPr>
-            <w:tcW w:type="dxa" w:w="2196"/>
+            <w:tcW w:w="2196" w:type="dxa"/>
           </w:tcPr>
           <w:p>
             <w:r>
@@ -15348,7 +15351,7 @@
         </w:tc>
         <w:tc>
           <w:tcPr>
-            <w:tcW w:type="dxa" w:w="1841"/>
+            <w:tcW w:w="1841" w:type="dxa"/>
           </w:tcPr>
           <w:p>
             <w:r>
@@ -15360,7 +15363,7 @@
       <w:tr>
         <w:tc>
           <w:tcPr>
-            <w:tcW w:type="dxa" w:w="456"/>
+            <w:tcW w:w="456" w:type="dxa"/>
           </w:tcPr>
           <w:p>
             <w:r>
@@ -15370,7 +15373,7 @@
         </w:tc>
         <w:tc>
           <w:tcPr>
-            <w:tcW w:type="dxa" w:w="2832"/>
+            <w:tcW w:w="2832" w:type="dxa"/>
           </w:tcPr>
           <w:p>
             <w:r>
@@ -15380,7 +15383,7 @@
         </w:tc>
         <w:tc>
           <w:tcPr>
-            <w:tcW w:type="dxa" w:w="2588"/>
+            <w:tcW w:w="2588" w:type="dxa"/>
           </w:tcPr>
           <w:p>
             <w:r>
@@ -15390,7 +15393,7 @@
         </w:tc>
         <w:tc>
           <w:tcPr>
-            <w:tcW w:type="dxa" w:w="2196"/>
+            <w:tcW w:w="2196" w:type="dxa"/>
           </w:tcPr>
           <w:p>
             <w:r>
@@ -15400,7 +15403,7 @@
         </w:tc>
         <w:tc>
           <w:tcPr>
-            <w:tcW w:type="dxa" w:w="1841"/>
+            <w:tcW w:w="1841" w:type="dxa"/>
           </w:tcPr>
           <w:p>
             <w:r>
@@ -15474,25 +15477,7 @@
           <w:sz w:val="20"/>
           <w:szCs w:val="20"/>
         </w:rPr>
-        <w:t>(</w:t>
-      </w:r>
-      <w:proofErr w:type="spellStart"/>
-      <w:r>
-        <w:rPr>
-          <w:rFonts w:ascii="Montserrat" w:eastAsia="Montserrat" w:hAnsi="Montserrat" w:cs="Montserrat"/>
-          <w:sz w:val="20"/>
-          <w:szCs w:val="20"/>
-        </w:rPr>
-        <w:t>пп</w:t>
-      </w:r>
-      <w:proofErr w:type="spellEnd"/>
-      <w:r>
-        <w:rPr>
-          <w:rFonts w:ascii="Montserrat" w:eastAsia="Montserrat" w:hAnsi="Montserrat" w:cs="Montserrat"/>
-          <w:sz w:val="20"/>
-          <w:szCs w:val="20"/>
-        </w:rPr>
-        <w:t>.</w:t>
+        <w:t>(пп.</w:t>
       </w:r>
       <w:r>
         <w:rPr>

--- a/document-service/internal/documents/PK-YUR-3.docx
+++ b/document-service/internal/documents/PK-YUR-3.docx
@@ -1,6 +1,6 @@
 
 <file path=word/document.xml><?xml version="1.0" encoding="utf-8"?>
-<w:document xmlns:wpc="http://schemas.microsoft.com/office/word/2010/wordprocessingCanvas" xmlns:cx="http://schemas.microsoft.com/office/drawing/2014/chartex" xmlns:cx1="http://schemas.microsoft.com/office/drawing/2015/9/8/chartex" xmlns:cx2="http://schemas.microsoft.com/office/drawing/2015/10/21/chartex" xmlns:cx3="http://schemas.microsoft.com/office/drawing/2016/5/9/chartex" xmlns:cx4="http://schemas.microsoft.com/office/drawing/2016/5/10/chartex" xmlns:cx5="http://schemas.microsoft.com/office/drawing/2016/5/11/chartex" xmlns:cx6="http://schemas.microsoft.com/office/drawing/2016/5/12/chartex" xmlns:cx7="http://schemas.microsoft.com/office/drawing/2016/5/13/chartex" xmlns:cx8="http://schemas.microsoft.com/office/drawing/2016/5/14/chartex" xmlns:mc="http://schemas.openxmlformats.org/markup-compatibility/2006" xmlns:aink="http://schemas.microsoft.com/office/drawing/2016/ink" xmlns:am3d="http://schemas.microsoft.com/office/drawing/2017/model3d" xmlns:o="urn:schemas-microsoft-com:office:office" xmlns:oel="http://schemas.microsoft.com/office/2019/extlst" xmlns:r="http://schemas.openxmlformats.org/officeDocument/2006/relationships" xmlns:m="http://schemas.openxmlformats.org/officeDocument/2006/math" xmlns:v="urn:schemas-microsoft-com:vml" xmlns:wp14="http://schemas.microsoft.com/office/word/2010/wordprocessingDrawing" xmlns:wp="http://schemas.openxmlformats.org/drawingml/2006/wordprocessingDrawing" xmlns:w10="urn:schemas-microsoft-com:office:word" xmlns:w="http://schemas.openxmlformats.org/wordprocessingml/2006/main" xmlns:w14="http://schemas.microsoft.com/office/word/2010/wordml" xmlns:w15="http://schemas.microsoft.com/office/word/2012/wordml" xmlns:w16cex="http://schemas.microsoft.com/office/word/2018/wordml/cex" xmlns:w16cid="http://schemas.microsoft.com/office/word/2016/wordml/cid" xmlns:w16="http://schemas.microsoft.com/office/word/2018/wordml" xmlns:w16du="http://schemas.microsoft.com/office/word/2023/wordml/word16du" xmlns:w16sdtdh="http://schemas.microsoft.com/office/word/2020/wordml/sdtdatahash" xmlns:w16sdtfl="http://schemas.microsoft.com/office/word/2024/wordml/sdtformatlock" xmlns:w16se="http://schemas.microsoft.com/office/word/2015/wordml/symex" xmlns:wpg="http://schemas.microsoft.com/office/word/2010/wordprocessingGroup" xmlns:wpi="http://schemas.microsoft.com/office/word/2010/wordprocessingInk" xmlns:wne="http://schemas.microsoft.com/office/word/2006/wordml" xmlns:wps="http://schemas.microsoft.com/office/word/2010/wordprocessingShape" mc:Ignorable="w14 w15 w16se w16cid w16 w16cex w16sdtdh w16sdtfl w16du wp14">
+<w:document xmlns:wpc="http://schemas.microsoft.com/office/word/2010/wordprocessingCanvas" xmlns:cx="http://schemas.microsoft.com/office/drawing/2014/chartex" xmlns:cx1="http://schemas.microsoft.com/office/drawing/2015/9/8/chartex" xmlns:cx2="http://schemas.microsoft.com/office/drawing/2015/10/21/chartex" xmlns:cx3="http://schemas.microsoft.com/office/drawing/2016/5/9/chartex" xmlns:cx4="http://schemas.microsoft.com/office/drawing/2016/5/10/chartex" xmlns:cx5="http://schemas.microsoft.com/office/drawing/2016/5/11/chartex" xmlns:cx6="http://schemas.microsoft.com/office/drawing/2016/5/12/chartex" xmlns:cx7="http://schemas.microsoft.com/office/drawing/2016/5/13/chartex" xmlns:cx8="http://schemas.microsoft.com/office/drawing/2016/5/14/chartex" xmlns:mc="http://schemas.openxmlformats.org/markup-compatibility/2006" xmlns:aink="http://schemas.microsoft.com/office/drawing/2016/ink" xmlns:am3d="http://schemas.microsoft.com/office/drawing/2017/model3d" xmlns:o="urn:schemas-microsoft-com:office:office" xmlns:r="http://schemas.openxmlformats.org/officeDocument/2006/relationships" xmlns:m="http://schemas.openxmlformats.org/officeDocument/2006/math" xmlns:v="urn:schemas-microsoft-com:vml" xmlns:wp14="http://schemas.microsoft.com/office/word/2010/wordprocessingDrawing" xmlns:wp="http://schemas.openxmlformats.org/drawingml/2006/wordprocessingDrawing" xmlns:w10="urn:schemas-microsoft-com:office:word" xmlns:w="http://schemas.openxmlformats.org/wordprocessingml/2006/main" xmlns:w14="http://schemas.microsoft.com/office/word/2010/wordml" xmlns:w15="http://schemas.microsoft.com/office/word/2012/wordml" xmlns:w16cex="http://schemas.microsoft.com/office/word/2018/wordml/cex" xmlns:w16cid="http://schemas.microsoft.com/office/word/2016/wordml/cid" xmlns:w16="http://schemas.microsoft.com/office/word/2018/wordml" xmlns:w16sdtdh="http://schemas.microsoft.com/office/word/2020/wordml/sdtdatahash" xmlns:w16se="http://schemas.microsoft.com/office/word/2015/wordml/symex" xmlns:wpg="http://schemas.microsoft.com/office/word/2010/wordprocessingGroup" xmlns:wpi="http://schemas.microsoft.com/office/word/2010/wordprocessingInk" xmlns:wne="http://schemas.microsoft.com/office/word/2006/wordml" xmlns:wps="http://schemas.microsoft.com/office/word/2010/wordprocessingShape" mc:Ignorable="w14 w15 w16se w16cid w16 w16cex w16sdtdh wp14">
   <w:body>
     <w:p>
       <w:pPr>
@@ -1330,9 +1330,9 @@
           <w:rFonts w:ascii="Montserrat" w:eastAsia="Montserrat" w:hAnsi="Montserrat" w:cs="Montserrat"/>
           <w:sz w:val="20"/>
           <w:szCs w:val="20"/>
-          <w:lang w:val="ru-RU"/>
-        </w:rPr>
-        <w:t>Устава</w:t>
+          <w:lang w:val="en-US"/>
+        </w:rPr>
+        <w:t>YST</w:t>
       </w:r>
       <w:r>
         <w:rPr>
@@ -13301,7 +13301,15 @@
             <w:tcW w:w="460" w:type="dxa"/>
           </w:tcPr>
           <w:p>
+            <w:pPr>
+              <w:rPr>
+                <w:rFonts w:ascii="Montserrat" w:hAnsi="Montserrat"/>
+              </w:rPr>
+            </w:pPr>
             <w:r>
+              <w:rPr>
+                <w:rFonts w:ascii="Montserrat" w:hAnsi="Montserrat"/>
+              </w:rPr>
               <w:t>1</w:t>
             </w:r>
           </w:p>
@@ -13311,7 +13319,15 @@
             <w:tcW w:w="2056" w:type="dxa"/>
           </w:tcPr>
           <w:p>
+            <w:pPr>
+              <w:rPr>
+                <w:rFonts w:ascii="Montserrat" w:hAnsi="Montserrat"/>
+              </w:rPr>
+            </w:pPr>
             <w:r>
+              <w:rPr>
+                <w:rFonts w:ascii="Montserrat" w:hAnsi="Montserrat"/>
+              </w:rPr>
               <w:t>Иванов Иван Иванович</w:t>
             </w:r>
           </w:p>
@@ -13321,7 +13337,15 @@
             <w:tcW w:w="1633" w:type="dxa"/>
           </w:tcPr>
           <w:p>
+            <w:pPr>
+              <w:rPr>
+                <w:rFonts w:ascii="Montserrat" w:hAnsi="Montserrat"/>
+              </w:rPr>
+            </w:pPr>
             <w:r>
+              <w:rPr>
+                <w:rFonts w:ascii="Montserrat" w:hAnsi="Montserrat"/>
+              </w:rPr>
               <w:t>01.01.1990</w:t>
             </w:r>
           </w:p>
@@ -13331,7 +13355,15 @@
             <w:tcW w:w="2759" w:type="dxa"/>
           </w:tcPr>
           <w:p>
+            <w:pPr>
+              <w:rPr>
+                <w:rFonts w:ascii="Montserrat" w:hAnsi="Montserrat"/>
+              </w:rPr>
+            </w:pPr>
             <w:r>
+              <w:rPr>
+                <w:rFonts w:ascii="Montserrat" w:hAnsi="Montserrat"/>
+              </w:rPr>
               <w:t>-</w:t>
             </w:r>
           </w:p>
@@ -13341,7 +13373,15 @@
             <w:tcW w:w="1360" w:type="dxa"/>
           </w:tcPr>
           <w:p>
+            <w:pPr>
+              <w:rPr>
+                <w:rFonts w:ascii="Montserrat" w:hAnsi="Montserrat"/>
+              </w:rPr>
+            </w:pPr>
             <w:r>
+              <w:rPr>
+                <w:rFonts w:ascii="Montserrat" w:hAnsi="Montserrat"/>
+              </w:rPr>
               <w:t>123-456-789 00</w:t>
             </w:r>
           </w:p>
@@ -13351,7 +13391,15 @@
             <w:tcW w:w="1645" w:type="dxa"/>
           </w:tcPr>
           <w:p>
+            <w:pPr>
+              <w:rPr>
+                <w:rFonts w:ascii="Montserrat" w:hAnsi="Montserrat"/>
+              </w:rPr>
+            </w:pPr>
             <w:r>
+              <w:rPr>
+                <w:rFonts w:ascii="Montserrat" w:hAnsi="Montserrat"/>
+              </w:rPr>
               <w:t>ivanov@mail.ru</w:t>
             </w:r>
           </w:p>
@@ -13363,7 +13411,15 @@
             <w:tcW w:w="460" w:type="dxa"/>
           </w:tcPr>
           <w:p>
+            <w:pPr>
+              <w:rPr>
+                <w:rFonts w:ascii="Montserrat" w:hAnsi="Montserrat"/>
+              </w:rPr>
+            </w:pPr>
             <w:r>
+              <w:rPr>
+                <w:rFonts w:ascii="Montserrat" w:hAnsi="Montserrat"/>
+              </w:rPr>
               <w:t>2</w:t>
             </w:r>
           </w:p>
@@ -13373,7 +13429,15 @@
             <w:tcW w:w="2056" w:type="dxa"/>
           </w:tcPr>
           <w:p>
+            <w:pPr>
+              <w:rPr>
+                <w:rFonts w:ascii="Montserrat" w:hAnsi="Montserrat"/>
+              </w:rPr>
+            </w:pPr>
             <w:r>
+              <w:rPr>
+                <w:rFonts w:ascii="Montserrat" w:hAnsi="Montserrat"/>
+              </w:rPr>
               <w:t>Ульянов Дмитрий Иванович</w:t>
             </w:r>
           </w:p>
@@ -13383,7 +13447,15 @@
             <w:tcW w:w="1633" w:type="dxa"/>
           </w:tcPr>
           <w:p>
+            <w:pPr>
+              <w:rPr>
+                <w:rFonts w:ascii="Montserrat" w:hAnsi="Montserrat"/>
+              </w:rPr>
+            </w:pPr>
             <w:r>
+              <w:rPr>
+                <w:rFonts w:ascii="Montserrat" w:hAnsi="Montserrat"/>
+              </w:rPr>
               <w:t>01.01.1990</w:t>
             </w:r>
           </w:p>
@@ -13393,7 +13465,15 @@
             <w:tcW w:w="2759" w:type="dxa"/>
           </w:tcPr>
           <w:p>
+            <w:pPr>
+              <w:rPr>
+                <w:rFonts w:ascii="Montserrat" w:hAnsi="Montserrat"/>
+              </w:rPr>
+            </w:pPr>
             <w:r>
+              <w:rPr>
+                <w:rFonts w:ascii="Montserrat" w:hAnsi="Montserrat"/>
+              </w:rPr>
               <w:t>-</w:t>
             </w:r>
           </w:p>
@@ -13403,7 +13483,15 @@
             <w:tcW w:w="1360" w:type="dxa"/>
           </w:tcPr>
           <w:p>
+            <w:pPr>
+              <w:rPr>
+                <w:rFonts w:ascii="Montserrat" w:hAnsi="Montserrat"/>
+              </w:rPr>
+            </w:pPr>
             <w:r>
+              <w:rPr>
+                <w:rFonts w:ascii="Montserrat" w:hAnsi="Montserrat"/>
+              </w:rPr>
               <w:t>123-456-789 00</w:t>
             </w:r>
           </w:p>
@@ -13413,7 +13501,15 @@
             <w:tcW w:w="1645" w:type="dxa"/>
           </w:tcPr>
           <w:p>
+            <w:pPr>
+              <w:rPr>
+                <w:rFonts w:ascii="Montserrat" w:hAnsi="Montserrat"/>
+              </w:rPr>
+            </w:pPr>
             <w:r>
+              <w:rPr>
+                <w:rFonts w:ascii="Montserrat" w:hAnsi="Montserrat"/>
+              </w:rPr>
               <w:t>ivanov@mail.ru</w:t>
             </w:r>
           </w:p>
@@ -15314,7 +15410,15 @@
             <w:tcW w:w="456" w:type="dxa"/>
           </w:tcPr>
           <w:p>
+            <w:pPr>
+              <w:rPr>
+                <w:rFonts w:ascii="Montserrat" w:hAnsi="Montserrat"/>
+              </w:rPr>
+            </w:pPr>
             <w:r>
+              <w:rPr>
+                <w:rFonts w:ascii="Montserrat" w:hAnsi="Montserrat"/>
+              </w:rPr>
               <w:t>1</w:t>
             </w:r>
           </w:p>
@@ -15324,7 +15428,15 @@
             <w:tcW w:w="2832" w:type="dxa"/>
           </w:tcPr>
           <w:p>
+            <w:pPr>
+              <w:rPr>
+                <w:rFonts w:ascii="Montserrat" w:hAnsi="Montserrat"/>
+              </w:rPr>
+            </w:pPr>
             <w:r>
+              <w:rPr>
+                <w:rFonts w:ascii="Montserrat" w:hAnsi="Montserrat"/>
+              </w:rPr>
               <w:t>Иванов Иван Иванович</w:t>
             </w:r>
           </w:p>
@@ -15334,7 +15446,15 @@
             <w:tcW w:w="2588" w:type="dxa"/>
           </w:tcPr>
           <w:p>
+            <w:pPr>
+              <w:rPr>
+                <w:rFonts w:ascii="Montserrat" w:hAnsi="Montserrat"/>
+              </w:rPr>
+            </w:pPr>
             <w:r>
+              <w:rPr>
+                <w:rFonts w:ascii="Montserrat" w:hAnsi="Montserrat"/>
+              </w:rPr>
               <w:t>12.12.2025 - 12.12.2026</w:t>
             </w:r>
           </w:p>
@@ -15344,7 +15464,15 @@
             <w:tcW w:w="2196" w:type="dxa"/>
           </w:tcPr>
           <w:p>
+            <w:pPr>
+              <w:rPr>
+                <w:rFonts w:ascii="Montserrat" w:hAnsi="Montserrat"/>
+              </w:rPr>
+            </w:pPr>
             <w:r>
+              <w:rPr>
+                <w:rFonts w:ascii="Montserrat" w:hAnsi="Montserrat"/>
+              </w:rPr>
               <w:t>256</w:t>
             </w:r>
           </w:p>
@@ -15354,7 +15482,15 @@
             <w:tcW w:w="1841" w:type="dxa"/>
           </w:tcPr>
           <w:p>
+            <w:pPr>
+              <w:rPr>
+                <w:rFonts w:ascii="Montserrat" w:hAnsi="Montserrat"/>
+              </w:rPr>
+            </w:pPr>
             <w:r>
+              <w:rPr>
+                <w:rFonts w:ascii="Montserrat" w:hAnsi="Montserrat"/>
+              </w:rPr>
               <w:t>59000.00 руб.</w:t>
             </w:r>
           </w:p>
@@ -15366,7 +15502,15 @@
             <w:tcW w:w="456" w:type="dxa"/>
           </w:tcPr>
           <w:p>
+            <w:pPr>
+              <w:rPr>
+                <w:rFonts w:ascii="Montserrat" w:hAnsi="Montserrat"/>
+              </w:rPr>
+            </w:pPr>
             <w:r>
+              <w:rPr>
+                <w:rFonts w:ascii="Montserrat" w:hAnsi="Montserrat"/>
+              </w:rPr>
               <w:t>2</w:t>
             </w:r>
           </w:p>
@@ -15376,7 +15520,15 @@
             <w:tcW w:w="2832" w:type="dxa"/>
           </w:tcPr>
           <w:p>
+            <w:pPr>
+              <w:rPr>
+                <w:rFonts w:ascii="Montserrat" w:hAnsi="Montserrat"/>
+              </w:rPr>
+            </w:pPr>
             <w:r>
+              <w:rPr>
+                <w:rFonts w:ascii="Montserrat" w:hAnsi="Montserrat"/>
+              </w:rPr>
               <w:t>Ульянов Дмитрий Иванович</w:t>
             </w:r>
           </w:p>
@@ -15386,7 +15538,15 @@
             <w:tcW w:w="2588" w:type="dxa"/>
           </w:tcPr>
           <w:p>
+            <w:pPr>
+              <w:rPr>
+                <w:rFonts w:ascii="Montserrat" w:hAnsi="Montserrat"/>
+              </w:rPr>
+            </w:pPr>
             <w:r>
+              <w:rPr>
+                <w:rFonts w:ascii="Montserrat" w:hAnsi="Montserrat"/>
+              </w:rPr>
               <w:t>12.12.2025 - 12.12.2026</w:t>
             </w:r>
           </w:p>
@@ -15396,7 +15556,15 @@
             <w:tcW w:w="2196" w:type="dxa"/>
           </w:tcPr>
           <w:p>
+            <w:pPr>
+              <w:rPr>
+                <w:rFonts w:ascii="Montserrat" w:hAnsi="Montserrat"/>
+              </w:rPr>
+            </w:pPr>
             <w:r>
+              <w:rPr>
+                <w:rFonts w:ascii="Montserrat" w:hAnsi="Montserrat"/>
+              </w:rPr>
               <w:t>256</w:t>
             </w:r>
           </w:p>
@@ -15406,7 +15574,15 @@
             <w:tcW w:w="1841" w:type="dxa"/>
           </w:tcPr>
           <w:p>
+            <w:pPr>
+              <w:rPr>
+                <w:rFonts w:ascii="Montserrat" w:hAnsi="Montserrat"/>
+              </w:rPr>
+            </w:pPr>
             <w:r>
+              <w:rPr>
+                <w:rFonts w:ascii="Montserrat" w:hAnsi="Montserrat"/>
+              </w:rPr>
               <w:t>59000.00 руб.</w:t>
             </w:r>
           </w:p>
@@ -16699,7 +16875,7 @@
 </file>
 
 <file path=word/numbering.xml><?xml version="1.0" encoding="utf-8"?>
-<w:numbering xmlns:wpc="http://schemas.microsoft.com/office/word/2010/wordprocessingCanvas" xmlns:cx="http://schemas.microsoft.com/office/drawing/2014/chartex" xmlns:cx1="http://schemas.microsoft.com/office/drawing/2015/9/8/chartex" xmlns:cx2="http://schemas.microsoft.com/office/drawing/2015/10/21/chartex" xmlns:cx3="http://schemas.microsoft.com/office/drawing/2016/5/9/chartex" xmlns:cx4="http://schemas.microsoft.com/office/drawing/2016/5/10/chartex" xmlns:cx5="http://schemas.microsoft.com/office/drawing/2016/5/11/chartex" xmlns:cx6="http://schemas.microsoft.com/office/drawing/2016/5/12/chartex" xmlns:cx7="http://schemas.microsoft.com/office/drawing/2016/5/13/chartex" xmlns:cx8="http://schemas.microsoft.com/office/drawing/2016/5/14/chartex" xmlns:mc="http://schemas.openxmlformats.org/markup-compatibility/2006" xmlns:aink="http://schemas.microsoft.com/office/drawing/2016/ink" xmlns:am3d="http://schemas.microsoft.com/office/drawing/2017/model3d" xmlns:o="urn:schemas-microsoft-com:office:office" xmlns:oel="http://schemas.microsoft.com/office/2019/extlst" xmlns:r="http://schemas.openxmlformats.org/officeDocument/2006/relationships" xmlns:m="http://schemas.openxmlformats.org/officeDocument/2006/math" xmlns:v="urn:schemas-microsoft-com:vml" xmlns:wp14="http://schemas.microsoft.com/office/word/2010/wordprocessingDrawing" xmlns:wp="http://schemas.openxmlformats.org/drawingml/2006/wordprocessingDrawing" xmlns:w10="urn:schemas-microsoft-com:office:word" xmlns:w="http://schemas.openxmlformats.org/wordprocessingml/2006/main" xmlns:w14="http://schemas.microsoft.com/office/word/2010/wordml" xmlns:w15="http://schemas.microsoft.com/office/word/2012/wordml" xmlns:w16cex="http://schemas.microsoft.com/office/word/2018/wordml/cex" xmlns:w16cid="http://schemas.microsoft.com/office/word/2016/wordml/cid" xmlns:w16="http://schemas.microsoft.com/office/word/2018/wordml" xmlns:w16du="http://schemas.microsoft.com/office/word/2023/wordml/word16du" xmlns:w16sdtdh="http://schemas.microsoft.com/office/word/2020/wordml/sdtdatahash" xmlns:w16sdtfl="http://schemas.microsoft.com/office/word/2024/wordml/sdtformatlock" xmlns:w16se="http://schemas.microsoft.com/office/word/2015/wordml/symex" xmlns:wpg="http://schemas.microsoft.com/office/word/2010/wordprocessingGroup" xmlns:wpi="http://schemas.microsoft.com/office/word/2010/wordprocessingInk" xmlns:wne="http://schemas.microsoft.com/office/word/2006/wordml" xmlns:wps="http://schemas.microsoft.com/office/word/2010/wordprocessingShape" mc:Ignorable="w14 w15 w16se w16cid w16 w16cex w16sdtdh w16sdtfl w16du wp14">
+<w:numbering xmlns:wpc="http://schemas.microsoft.com/office/word/2010/wordprocessingCanvas" xmlns:cx="http://schemas.microsoft.com/office/drawing/2014/chartex" xmlns:cx1="http://schemas.microsoft.com/office/drawing/2015/9/8/chartex" xmlns:cx2="http://schemas.microsoft.com/office/drawing/2015/10/21/chartex" xmlns:cx3="http://schemas.microsoft.com/office/drawing/2016/5/9/chartex" xmlns:cx4="http://schemas.microsoft.com/office/drawing/2016/5/10/chartex" xmlns:cx5="http://schemas.microsoft.com/office/drawing/2016/5/11/chartex" xmlns:cx6="http://schemas.microsoft.com/office/drawing/2016/5/12/chartex" xmlns:cx7="http://schemas.microsoft.com/office/drawing/2016/5/13/chartex" xmlns:cx8="http://schemas.microsoft.com/office/drawing/2016/5/14/chartex" xmlns:mc="http://schemas.openxmlformats.org/markup-compatibility/2006" xmlns:aink="http://schemas.microsoft.com/office/drawing/2016/ink" xmlns:am3d="http://schemas.microsoft.com/office/drawing/2017/model3d" xmlns:o="urn:schemas-microsoft-com:office:office" xmlns:r="http://schemas.openxmlformats.org/officeDocument/2006/relationships" xmlns:m="http://schemas.openxmlformats.org/officeDocument/2006/math" xmlns:v="urn:schemas-microsoft-com:vml" xmlns:wp14="http://schemas.microsoft.com/office/word/2010/wordprocessingDrawing" xmlns:wp="http://schemas.openxmlformats.org/drawingml/2006/wordprocessingDrawing" xmlns:w10="urn:schemas-microsoft-com:office:word" xmlns:w="http://schemas.openxmlformats.org/wordprocessingml/2006/main" xmlns:w14="http://schemas.microsoft.com/office/word/2010/wordml" xmlns:w15="http://schemas.microsoft.com/office/word/2012/wordml" xmlns:w16cex="http://schemas.microsoft.com/office/word/2018/wordml/cex" xmlns:w16cid="http://schemas.microsoft.com/office/word/2016/wordml/cid" xmlns:w16="http://schemas.microsoft.com/office/word/2018/wordml" xmlns:w16sdtdh="http://schemas.microsoft.com/office/word/2020/wordml/sdtdatahash" xmlns:w16se="http://schemas.microsoft.com/office/word/2015/wordml/symex" xmlns:wpg="http://schemas.microsoft.com/office/word/2010/wordprocessingGroup" xmlns:wpi="http://schemas.microsoft.com/office/word/2010/wordprocessingInk" xmlns:wne="http://schemas.microsoft.com/office/word/2006/wordml" xmlns:wps="http://schemas.microsoft.com/office/word/2010/wordprocessingShape" mc:Ignorable="w14 w15 w16se w16cid w16 w16cex w16sdtdh wp14">
   <w:abstractNum w:abstractNumId="0" w15:restartNumberingAfterBreak="0">
     <w:nsid w:val="322D344B"/>
     <w:multiLevelType w:val="multilevel"/>
@@ -16926,17 +17102,17 @@
       </w:rPr>
     </w:lvl>
   </w:abstractNum>
-  <w:num w:numId="1" w16cid:durableId="1835952251">
+  <w:num w:numId="1">
     <w:abstractNumId w:val="0"/>
   </w:num>
-  <w:num w:numId="2" w16cid:durableId="1212619526">
+  <w:num w:numId="2">
     <w:abstractNumId w:val="1"/>
   </w:num>
 </w:numbering>
 </file>
 
 <file path=word/styles.xml><?xml version="1.0" encoding="utf-8"?>
-<w:styles xmlns:mc="http://schemas.openxmlformats.org/markup-compatibility/2006" xmlns:r="http://schemas.openxmlformats.org/officeDocument/2006/relationships" xmlns:w="http://schemas.openxmlformats.org/wordprocessingml/2006/main" xmlns:w14="http://schemas.microsoft.com/office/word/2010/wordml" xmlns:w15="http://schemas.microsoft.com/office/word/2012/wordml" xmlns:w16cex="http://schemas.microsoft.com/office/word/2018/wordml/cex" xmlns:w16cid="http://schemas.microsoft.com/office/word/2016/wordml/cid" xmlns:w16="http://schemas.microsoft.com/office/word/2018/wordml" xmlns:w16du="http://schemas.microsoft.com/office/word/2023/wordml/word16du" xmlns:w16sdtdh="http://schemas.microsoft.com/office/word/2020/wordml/sdtdatahash" xmlns:w16sdtfl="http://schemas.microsoft.com/office/word/2024/wordml/sdtformatlock" xmlns:w16se="http://schemas.microsoft.com/office/word/2015/wordml/symex" mc:Ignorable="w14 w15 w16se w16cid w16 w16cex w16sdtdh w16sdtfl w16du">
+<w:styles xmlns:mc="http://schemas.openxmlformats.org/markup-compatibility/2006" xmlns:r="http://schemas.openxmlformats.org/officeDocument/2006/relationships" xmlns:w="http://schemas.openxmlformats.org/wordprocessingml/2006/main" xmlns:w14="http://schemas.microsoft.com/office/word/2010/wordml" xmlns:w15="http://schemas.microsoft.com/office/word/2012/wordml" xmlns:w16cex="http://schemas.microsoft.com/office/word/2018/wordml/cex" xmlns:w16cid="http://schemas.microsoft.com/office/word/2016/wordml/cid" xmlns:w16="http://schemas.microsoft.com/office/word/2018/wordml" xmlns:w16sdtdh="http://schemas.microsoft.com/office/word/2020/wordml/sdtdatahash" xmlns:w16se="http://schemas.microsoft.com/office/word/2015/wordml/symex" mc:Ignorable="w14 w15 w16se w16cid w16 w16cex w16sdtdh">
   <w:docDefaults>
     <w:rPrDefault>
       <w:rPr>
